--- a/Create keys for SSL.docx
+++ b/Create keys for SSL.docx
@@ -339,15 +339,7 @@
           <w:sz w:val="24"/>
           <w:szCs w:val="24"/>
         </w:rPr>
-        <w:t xml:space="preserve"> или микросервиса (для некоторых микросервисов достаточно </w:t>
-      </w:r>
-      <w:r>
-        <w:rPr>
-          <w:rFonts w:ascii="Times New Roman" w:hAnsi="Times New Roman" w:cs="Times New Roman"/>
-          <w:sz w:val="24"/>
-          <w:szCs w:val="24"/>
-        </w:rPr>
-        <w:t>*.</w:t>
+        <w:t xml:space="preserve"> или микросервиса (для некоторых микросервисов достаточно *.</w:t>
       </w:r>
       <w:proofErr w:type="spellStart"/>
       <w:r>
@@ -1926,18 +1918,7 @@
           <w:sz w:val="24"/>
           <w:szCs w:val="24"/>
         </w:rPr>
-        <w:t xml:space="preserve"># </w:t>
-      </w:r>
-      <w:r>
-        <w:rPr>
-          <w:rFonts w:ascii="Times New Roman" w:hAnsi="Times New Roman" w:cs="Times New Roman"/>
-          <w:i/>
-          <w:iCs/>
-          <w:color w:val="5F826B"/>
-          <w:sz w:val="24"/>
-          <w:szCs w:val="24"/>
-        </w:rPr>
-        <w:t>Если он необходим</w:t>
+        <w:t># Если он необходим</w:t>
       </w:r>
       <w:r>
         <w:rPr>
@@ -2826,15 +2807,49 @@
           <w:rFonts w:ascii="Times New Roman" w:hAnsi="Times New Roman" w:cs="Times New Roman"/>
           <w:color w:val="BCBEC4"/>
         </w:rPr>
+        <w:t>│   │   └── chain.crt</w:t>
+      </w:r>
+      <w:r>
+        <w:rPr>
+          <w:rFonts w:ascii="Times New Roman" w:hAnsi="Times New Roman" w:cs="Times New Roman"/>
+          <w:i/>
+          <w:iCs/>
+          <w:color w:val="5F826B"/>
+        </w:rPr>
+        <w:br/>
+      </w:r>
+      <w:r>
+        <w:rPr>
+          <w:rFonts w:ascii="Times New Roman" w:hAnsi="Times New Roman" w:cs="Times New Roman"/>
+          <w:color w:val="BCBEC4"/>
+        </w:rPr>
+        <w:t>│   │   └── intermediate.crt</w:t>
+      </w:r>
+      <w:r>
+        <w:rPr>
+          <w:rFonts w:ascii="Times New Roman" w:hAnsi="Times New Roman" w:cs="Times New Roman"/>
+          <w:i/>
+          <w:iCs/>
+          <w:color w:val="5F826B"/>
+        </w:rPr>
+        <w:br/>
+      </w:r>
+      <w:r>
+        <w:rPr>
+          <w:rFonts w:ascii="Times New Roman" w:hAnsi="Times New Roman" w:cs="Times New Roman"/>
+          <w:color w:val="BCBEC4"/>
+        </w:rPr>
         <w:t xml:space="preserve">│   │   └── </w:t>
       </w:r>
-      <w:r>
-        <w:rPr>
-          <w:rFonts w:ascii="Times New Roman" w:hAnsi="Times New Roman" w:cs="Times New Roman"/>
-          <w:color w:val="BCBEC4"/>
-        </w:rPr>
-        <w:t>chain.crt</w:t>
-      </w:r>
+      <w:proofErr w:type="spellStart"/>
+      <w:r>
+        <w:rPr>
+          <w:rFonts w:ascii="Times New Roman" w:hAnsi="Times New Roman" w:cs="Times New Roman"/>
+          <w:color w:val="BCBEC4"/>
+        </w:rPr>
+        <w:t>intermediate.csr</w:t>
+      </w:r>
+      <w:proofErr w:type="spellEnd"/>
       <w:r>
         <w:rPr>
           <w:rFonts w:ascii="Times New Roman" w:hAnsi="Times New Roman" w:cs="Times New Roman"/>
@@ -2851,13 +2866,15 @@
         </w:rPr>
         <w:t xml:space="preserve">│   │   └── </w:t>
       </w:r>
-      <w:r>
-        <w:rPr>
-          <w:rFonts w:ascii="Times New Roman" w:hAnsi="Times New Roman" w:cs="Times New Roman"/>
-          <w:color w:val="BCBEC4"/>
-        </w:rPr>
-        <w:t>intermediate.crt</w:t>
-      </w:r>
+      <w:proofErr w:type="spellStart"/>
+      <w:r>
+        <w:rPr>
+          <w:rFonts w:ascii="Times New Roman" w:hAnsi="Times New Roman" w:cs="Times New Roman"/>
+          <w:color w:val="BCBEC4"/>
+        </w:rPr>
+        <w:t>intermediate.key</w:t>
+      </w:r>
+      <w:proofErr w:type="spellEnd"/>
       <w:r>
         <w:rPr>
           <w:rFonts w:ascii="Times New Roman" w:hAnsi="Times New Roman" w:cs="Times New Roman"/>
@@ -2880,7 +2897,7 @@
           <w:rFonts w:ascii="Times New Roman" w:hAnsi="Times New Roman" w:cs="Times New Roman"/>
           <w:color w:val="BCBEC4"/>
         </w:rPr>
-        <w:t>intermediate.csr</w:t>
+        <w:t>intermediate.srl</w:t>
       </w:r>
       <w:proofErr w:type="spellEnd"/>
       <w:r>
@@ -2905,7 +2922,7 @@
           <w:rFonts w:ascii="Times New Roman" w:hAnsi="Times New Roman" w:cs="Times New Roman"/>
           <w:color w:val="BCBEC4"/>
         </w:rPr>
-        <w:t>intermediate.key</w:t>
+        <w:t>intermediate_ext.cnf</w:t>
       </w:r>
       <w:proofErr w:type="spellEnd"/>
       <w:r>
@@ -2922,64 +2939,7 @@
           <w:rFonts w:ascii="Times New Roman" w:hAnsi="Times New Roman" w:cs="Times New Roman"/>
           <w:color w:val="BCBEC4"/>
         </w:rPr>
-        <w:t xml:space="preserve">│   │   └── </w:t>
-      </w:r>
-      <w:proofErr w:type="spellStart"/>
-      <w:r>
-        <w:rPr>
-          <w:rFonts w:ascii="Times New Roman" w:hAnsi="Times New Roman" w:cs="Times New Roman"/>
-          <w:color w:val="BCBEC4"/>
-        </w:rPr>
-        <w:t>intermediate.srl</w:t>
-      </w:r>
-      <w:proofErr w:type="spellEnd"/>
-      <w:r>
-        <w:rPr>
-          <w:rFonts w:ascii="Times New Roman" w:hAnsi="Times New Roman" w:cs="Times New Roman"/>
-          <w:i/>
-          <w:iCs/>
-          <w:color w:val="5F826B"/>
-        </w:rPr>
-        <w:br/>
-      </w:r>
-      <w:r>
-        <w:rPr>
-          <w:rFonts w:ascii="Times New Roman" w:hAnsi="Times New Roman" w:cs="Times New Roman"/>
-          <w:color w:val="BCBEC4"/>
-        </w:rPr>
-        <w:t xml:space="preserve">│   │   └── </w:t>
-      </w:r>
-      <w:proofErr w:type="spellStart"/>
-      <w:r>
-        <w:rPr>
-          <w:rFonts w:ascii="Times New Roman" w:hAnsi="Times New Roman" w:cs="Times New Roman"/>
-          <w:color w:val="BCBEC4"/>
-        </w:rPr>
-        <w:t>intermediate_ext.cnf</w:t>
-      </w:r>
-      <w:proofErr w:type="spellEnd"/>
-      <w:r>
-        <w:rPr>
-          <w:rFonts w:ascii="Times New Roman" w:hAnsi="Times New Roman" w:cs="Times New Roman"/>
-          <w:i/>
-          <w:iCs/>
-          <w:color w:val="5F826B"/>
-        </w:rPr>
-        <w:br/>
-      </w:r>
-      <w:r>
-        <w:rPr>
-          <w:rFonts w:ascii="Times New Roman" w:hAnsi="Times New Roman" w:cs="Times New Roman"/>
-          <w:color w:val="BCBEC4"/>
-        </w:rPr>
-        <w:t xml:space="preserve">│   │   └── </w:t>
-      </w:r>
-      <w:r>
-        <w:rPr>
-          <w:rFonts w:ascii="Times New Roman" w:hAnsi="Times New Roman" w:cs="Times New Roman"/>
-          <w:color w:val="BCBEC4"/>
-        </w:rPr>
-        <w:t>san1.cnf</w:t>
+        <w:t>│   │   └── san1.cnf</w:t>
       </w:r>
     </w:p>
     <w:p>
@@ -2996,15 +2956,49 @@
           <w:rFonts w:ascii="Times New Roman" w:hAnsi="Times New Roman" w:cs="Times New Roman"/>
           <w:color w:val="BCBEC4"/>
         </w:rPr>
+        <w:t>│   │   └── san2.cnf</w:t>
+      </w:r>
+      <w:r>
+        <w:rPr>
+          <w:rFonts w:ascii="Times New Roman" w:hAnsi="Times New Roman" w:cs="Times New Roman"/>
+          <w:i/>
+          <w:iCs/>
+          <w:color w:val="5F826B"/>
+        </w:rPr>
+        <w:br/>
+      </w:r>
+      <w:r>
+        <w:rPr>
+          <w:rFonts w:ascii="Times New Roman" w:hAnsi="Times New Roman" w:cs="Times New Roman"/>
+          <w:color w:val="BCBEC4"/>
+        </w:rPr>
+        <w:t>│   │   └── san3.cnf</w:t>
+      </w:r>
+      <w:r>
+        <w:rPr>
+          <w:rFonts w:ascii="Times New Roman" w:hAnsi="Times New Roman" w:cs="Times New Roman"/>
+          <w:i/>
+          <w:iCs/>
+          <w:color w:val="5F826B"/>
+        </w:rPr>
+        <w:br/>
+      </w:r>
+      <w:r>
+        <w:rPr>
+          <w:rFonts w:ascii="Times New Roman" w:hAnsi="Times New Roman" w:cs="Times New Roman"/>
+          <w:color w:val="BCBEC4"/>
+        </w:rPr>
         <w:t xml:space="preserve">│   │   └── </w:t>
       </w:r>
-      <w:r>
-        <w:rPr>
-          <w:rFonts w:ascii="Times New Roman" w:hAnsi="Times New Roman" w:cs="Times New Roman"/>
-          <w:color w:val="BCBEC4"/>
-        </w:rPr>
-        <w:t>san2.cnf</w:t>
-      </w:r>
+      <w:proofErr w:type="spellStart"/>
+      <w:r>
+        <w:rPr>
+          <w:rFonts w:ascii="Times New Roman" w:hAnsi="Times New Roman" w:cs="Times New Roman"/>
+          <w:color w:val="BCBEC4"/>
+        </w:rPr>
+        <w:t>san_akhq.cnf</w:t>
+      </w:r>
+      <w:proofErr w:type="spellEnd"/>
       <w:r>
         <w:rPr>
           <w:rFonts w:ascii="Times New Roman" w:hAnsi="Times New Roman" w:cs="Times New Roman"/>
@@ -3021,13 +3015,15 @@
         </w:rPr>
         <w:t xml:space="preserve">│   │   └── </w:t>
       </w:r>
-      <w:r>
-        <w:rPr>
-          <w:rFonts w:ascii="Times New Roman" w:hAnsi="Times New Roman" w:cs="Times New Roman"/>
-          <w:color w:val="BCBEC4"/>
-        </w:rPr>
-        <w:t>san3.cnf</w:t>
-      </w:r>
+      <w:proofErr w:type="spellStart"/>
+      <w:r>
+        <w:rPr>
+          <w:rFonts w:ascii="Times New Roman" w:hAnsi="Times New Roman" w:cs="Times New Roman"/>
+          <w:color w:val="BCBEC4"/>
+        </w:rPr>
+        <w:t>san_consumer.cnf</w:t>
+      </w:r>
+      <w:proofErr w:type="spellEnd"/>
       <w:r>
         <w:rPr>
           <w:rFonts w:ascii="Times New Roman" w:hAnsi="Times New Roman" w:cs="Times New Roman"/>
@@ -3050,7 +3046,7 @@
           <w:rFonts w:ascii="Times New Roman" w:hAnsi="Times New Roman" w:cs="Times New Roman"/>
           <w:color w:val="BCBEC4"/>
         </w:rPr>
-        <w:t>san_akhq.cnf</w:t>
+        <w:t>san_kafka_exporter.cnf</w:t>
       </w:r>
       <w:proofErr w:type="spellEnd"/>
       <w:r>
@@ -3075,7 +3071,7 @@
           <w:rFonts w:ascii="Times New Roman" w:hAnsi="Times New Roman" w:cs="Times New Roman"/>
           <w:color w:val="BCBEC4"/>
         </w:rPr>
-        <w:t>san_consumer.cnf</w:t>
+        <w:t>san_producer.cnf</w:t>
       </w:r>
       <w:proofErr w:type="spellEnd"/>
       <w:r>
@@ -3100,7 +3096,7 @@
           <w:rFonts w:ascii="Times New Roman" w:hAnsi="Times New Roman" w:cs="Times New Roman"/>
           <w:color w:val="BCBEC4"/>
         </w:rPr>
-        <w:t>san_kafka_exporter.cnf</w:t>
+        <w:t>san_prometheus.cnf</w:t>
       </w:r>
       <w:proofErr w:type="spellEnd"/>
       <w:r>
@@ -3117,71 +3113,7 @@
           <w:rFonts w:ascii="Times New Roman" w:hAnsi="Times New Roman" w:cs="Times New Roman"/>
           <w:color w:val="BCBEC4"/>
         </w:rPr>
-        <w:t xml:space="preserve">│   │   └── </w:t>
-      </w:r>
-      <w:proofErr w:type="spellStart"/>
-      <w:r>
-        <w:rPr>
-          <w:rFonts w:ascii="Times New Roman" w:hAnsi="Times New Roman" w:cs="Times New Roman"/>
-          <w:color w:val="BCBEC4"/>
-        </w:rPr>
-        <w:t>san_producer.cnf</w:t>
-      </w:r>
-      <w:proofErr w:type="spellEnd"/>
-      <w:r>
-        <w:rPr>
-          <w:rFonts w:ascii="Times New Roman" w:hAnsi="Times New Roman" w:cs="Times New Roman"/>
-          <w:i/>
-          <w:iCs/>
-          <w:color w:val="5F826B"/>
-        </w:rPr>
-        <w:br/>
-      </w:r>
-      <w:r>
-        <w:rPr>
-          <w:rFonts w:ascii="Times New Roman" w:hAnsi="Times New Roman" w:cs="Times New Roman"/>
-          <w:color w:val="BCBEC4"/>
-        </w:rPr>
-        <w:t xml:space="preserve">│   │   └── </w:t>
-      </w:r>
-      <w:proofErr w:type="spellStart"/>
-      <w:r>
-        <w:rPr>
-          <w:rFonts w:ascii="Times New Roman" w:hAnsi="Times New Roman" w:cs="Times New Roman"/>
-          <w:color w:val="BCBEC4"/>
-        </w:rPr>
-        <w:t>san_prometheus.cnf</w:t>
-      </w:r>
-      <w:proofErr w:type="spellEnd"/>
-      <w:r>
-        <w:rPr>
-          <w:rFonts w:ascii="Times New Roman" w:hAnsi="Times New Roman" w:cs="Times New Roman"/>
-          <w:i/>
-          <w:iCs/>
-          <w:color w:val="5F826B"/>
-        </w:rPr>
-        <w:br/>
-      </w:r>
-      <w:r>
-        <w:rPr>
-          <w:rFonts w:ascii="Times New Roman" w:hAnsi="Times New Roman" w:cs="Times New Roman"/>
-          <w:color w:val="BCBEC4"/>
-        </w:rPr>
-        <w:t>│   │</w:t>
-      </w:r>
-      <w:r>
-        <w:rPr>
-          <w:rFonts w:ascii="Times New Roman" w:hAnsi="Times New Roman" w:cs="Times New Roman"/>
-          <w:color w:val="BCBEC4"/>
-        </w:rPr>
-        <w:t xml:space="preserve">          </w:t>
-      </w:r>
-      <w:r>
-        <w:rPr>
-          <w:rFonts w:ascii="Times New Roman" w:hAnsi="Times New Roman" w:cs="Times New Roman"/>
-          <w:color w:val="BCBEC4"/>
-        </w:rPr>
-        <w:t xml:space="preserve">       </w:t>
+        <w:t xml:space="preserve">│   │                 </w:t>
       </w:r>
     </w:p>
     <w:p>
@@ -3741,14 +3673,7 @@
           <w:rFonts w:ascii="Times New Roman" w:hAnsi="Times New Roman" w:cs="Times New Roman"/>
           <w:color w:val="BCBEC4"/>
         </w:rPr>
-        <w:t xml:space="preserve">│   │   ├── </w:t>
-      </w:r>
-      <w:r>
-        <w:rPr>
-          <w:rFonts w:ascii="Times New Roman" w:hAnsi="Times New Roman" w:cs="Times New Roman"/>
-          <w:color w:val="BCBEC4"/>
-        </w:rPr>
-        <w:t>chain.crt</w:t>
+        <w:t>│   │   ├── chain.crt</w:t>
       </w:r>
     </w:p>
     <w:p>
@@ -3765,14 +3690,7 @@
           <w:rFonts w:ascii="Times New Roman" w:hAnsi="Times New Roman" w:cs="Times New Roman"/>
           <w:color w:val="BCBEC4"/>
         </w:rPr>
-        <w:t xml:space="preserve">│   │   ├── </w:t>
-      </w:r>
-      <w:r>
-        <w:rPr>
-          <w:rFonts w:ascii="Times New Roman" w:hAnsi="Times New Roman" w:cs="Times New Roman"/>
-          <w:color w:val="BCBEC4"/>
-        </w:rPr>
-        <w:t>prometheus.crt</w:t>
+        <w:t>│   │   ├── prometheus.crt</w:t>
       </w:r>
       <w:r>
         <w:rPr>
@@ -5761,18 +5679,112 @@
           <w:color w:val="5F826B"/>
           <w:sz w:val="24"/>
           <w:szCs w:val="24"/>
-        </w:rPr>
-      </w:pPr>
-      <w:r>
-        <w:rPr>
-          <w:rFonts w:ascii="Times New Roman" w:hAnsi="Times New Roman" w:cs="Times New Roman"/>
-          <w:i/>
-          <w:iCs/>
-          <w:color w:val="5F826B"/>
-          <w:sz w:val="24"/>
-          <w:szCs w:val="24"/>
-        </w:rPr>
-        <w:t xml:space="preserve"># Создаем цепочку сертификатов для </w:t>
+          <w:lang w:val="en-US"/>
+        </w:rPr>
+      </w:pPr>
+      <w:r>
+        <w:rPr>
+          <w:rFonts w:ascii="Times New Roman" w:hAnsi="Times New Roman" w:cs="Times New Roman"/>
+          <w:i/>
+          <w:iCs/>
+          <w:color w:val="5F826B"/>
+          <w:sz w:val="24"/>
+          <w:szCs w:val="24"/>
+          <w:lang w:val="en-US"/>
+        </w:rPr>
+        <w:t xml:space="preserve"># </w:t>
+      </w:r>
+      <w:r>
+        <w:rPr>
+          <w:rFonts w:ascii="Times New Roman" w:hAnsi="Times New Roman" w:cs="Times New Roman"/>
+          <w:i/>
+          <w:iCs/>
+          <w:color w:val="5F826B"/>
+          <w:sz w:val="24"/>
+          <w:szCs w:val="24"/>
+        </w:rPr>
+        <w:t>Создаем</w:t>
+      </w:r>
+      <w:r>
+        <w:rPr>
+          <w:rFonts w:ascii="Times New Roman" w:hAnsi="Times New Roman" w:cs="Times New Roman"/>
+          <w:i/>
+          <w:iCs/>
+          <w:color w:val="5F826B"/>
+          <w:sz w:val="24"/>
+          <w:szCs w:val="24"/>
+          <w:lang w:val="en-US"/>
+        </w:rPr>
+        <w:t xml:space="preserve"> </w:t>
+      </w:r>
+      <w:r>
+        <w:rPr>
+          <w:rFonts w:ascii="Times New Roman" w:hAnsi="Times New Roman" w:cs="Times New Roman"/>
+          <w:i/>
+          <w:iCs/>
+          <w:color w:val="5F826B"/>
+          <w:sz w:val="24"/>
+          <w:szCs w:val="24"/>
+        </w:rPr>
+        <w:t>цепочку</w:t>
+      </w:r>
+      <w:r>
+        <w:rPr>
+          <w:rFonts w:ascii="Times New Roman" w:hAnsi="Times New Roman" w:cs="Times New Roman"/>
+          <w:i/>
+          <w:iCs/>
+          <w:color w:val="5F826B"/>
+          <w:sz w:val="24"/>
+          <w:szCs w:val="24"/>
+          <w:lang w:val="en-US"/>
+        </w:rPr>
+        <w:t xml:space="preserve"> </w:t>
+      </w:r>
+      <w:r>
+        <w:rPr>
+          <w:rFonts w:ascii="Times New Roman" w:hAnsi="Times New Roman" w:cs="Times New Roman"/>
+          <w:i/>
+          <w:iCs/>
+          <w:color w:val="5F826B"/>
+          <w:sz w:val="24"/>
+          <w:szCs w:val="24"/>
+        </w:rPr>
+        <w:t>сертификатов</w:t>
+      </w:r>
+      <w:r>
+        <w:rPr>
+          <w:rFonts w:ascii="Times New Roman" w:hAnsi="Times New Roman" w:cs="Times New Roman"/>
+          <w:i/>
+          <w:iCs/>
+          <w:color w:val="5F826B"/>
+          <w:sz w:val="24"/>
+          <w:szCs w:val="24"/>
+          <w:lang w:val="en-US"/>
+        </w:rPr>
+        <w:t xml:space="preserve"> </w:t>
+      </w:r>
+      <w:r>
+        <w:rPr>
+          <w:rFonts w:ascii="Times New Roman" w:hAnsi="Times New Roman" w:cs="Times New Roman"/>
+          <w:i/>
+          <w:iCs/>
+          <w:color w:val="5F826B"/>
+          <w:sz w:val="24"/>
+          <w:szCs w:val="24"/>
+        </w:rPr>
+        <w:t>для</w:t>
+      </w:r>
+      <w:r>
+        <w:rPr>
+          <w:rFonts w:ascii="Times New Roman" w:hAnsi="Times New Roman" w:cs="Times New Roman"/>
+          <w:i/>
+          <w:iCs/>
+          <w:color w:val="5F826B"/>
+          <w:sz w:val="24"/>
+          <w:szCs w:val="24"/>
+          <w:lang w:val="en-US"/>
+        </w:rPr>
+        <w:t xml:space="preserve"> </w:t>
       </w:r>
       <w:r>
         <w:rPr>
@@ -5813,6 +5825,9 @@
       <w:pPr>
         <w:pStyle w:val="a3"/>
         <w:jc w:val="both"/>
+        <w:rPr>
+          <w:lang w:val="en-US"/>
+        </w:rPr>
       </w:pPr>
     </w:p>
     <w:p>
@@ -5915,7 +5930,7 @@
           <w:szCs w:val="24"/>
           <w:lang w:val="en-US"/>
         </w:rPr>
-        <w:t xml:space="preserve"> chain1.crt -</w:t>
+        <w:t xml:space="preserve"> chain.crt -</w:t>
       </w:r>
       <w:proofErr w:type="spellStart"/>
       <w:r>
@@ -6861,19 +6876,7 @@
         <w:rPr>
           <w:i/>
         </w:rPr>
-        <w:t xml:space="preserve">Для каждого </w:t>
-      </w:r>
-      <w:r>
-        <w:rPr>
-          <w:i/>
-        </w:rPr>
-        <w:t>микросервиса</w:t>
-      </w:r>
-      <w:r>
-        <w:rPr>
-          <w:i/>
-        </w:rPr>
-        <w:t xml:space="preserve"> (например, </w:t>
+        <w:t xml:space="preserve">Для каждого микросервиса (например, </w:t>
       </w:r>
       <w:r>
         <w:rPr>
@@ -6899,13 +6902,7 @@
         <w:rPr>
           <w:i/>
         </w:rPr>
-        <w:t>, kaf</w:t>
-      </w:r>
-      <w:r>
-        <w:rPr>
-          <w:i/>
-        </w:rPr>
-        <w:t>ka_</w:t>
+        <w:t>, kafka_</w:t>
       </w:r>
       <w:r>
         <w:rPr>
@@ -6918,13 +6915,7 @@
         <w:rPr>
           <w:i/>
         </w:rPr>
-        <w:t xml:space="preserve"> и т.д.</w:t>
-      </w:r>
-      <w:r>
-        <w:rPr>
-          <w:i/>
-        </w:rPr>
-        <w:t>), выполните следующую последовательность:</w:t>
+        <w:t xml:space="preserve"> и т.д.), выполните следующую последовательность:</w:t>
       </w:r>
     </w:p>
     <w:p>
@@ -6959,13 +6950,7 @@
       </w:r>
       <w:proofErr w:type="spellEnd"/>
       <w:r>
-        <w:t xml:space="preserve"> и содержимым (для каждого </w:t>
-      </w:r>
-      <w:r>
-        <w:t>микросервиса</w:t>
-      </w:r>
-      <w:r>
-        <w:t xml:space="preserve"> свой файл, если </w:t>
+        <w:t xml:space="preserve"> и содержимым (для каждого микросервиса свой файл, если </w:t>
       </w:r>
       <w:r>
         <w:rPr>
@@ -6974,10 +6959,7 @@
         <w:t>consumer</w:t>
       </w:r>
       <w:r>
-        <w:t>,</w:t>
-      </w:r>
-      <w:r>
-        <w:t xml:space="preserve"> то </w:t>
+        <w:t xml:space="preserve">, то </w:t>
       </w:r>
       <w:r>
         <w:rPr>
@@ -7024,10 +7006,7 @@
         <w:t>exporter</w:t>
       </w:r>
       <w:r>
-        <w:t>,</w:t>
-      </w:r>
-      <w:r>
-        <w:t xml:space="preserve"> то </w:t>
+        <w:t xml:space="preserve">, то </w:t>
       </w:r>
       <w:r>
         <w:rPr>
@@ -7065,10 +7044,7 @@
       </w:r>
       <w:proofErr w:type="spellEnd"/>
       <w:r>
-        <w:t xml:space="preserve"> и т.д.</w:t>
-      </w:r>
-      <w:r>
-        <w:t xml:space="preserve">): </w:t>
+        <w:t xml:space="preserve"> и т.д.): </w:t>
       </w:r>
     </w:p>
     <w:p>
@@ -7772,897 +7748,34 @@
           <w:szCs w:val="24"/>
         </w:rPr>
       </w:pPr>
-      <w:r>
-        <w:rPr>
-          <w:rFonts w:ascii="Times New Roman" w:hAnsi="Times New Roman" w:cs="Times New Roman"/>
-          <w:color w:val="BCBEC4"/>
-          <w:sz w:val="24"/>
-          <w:szCs w:val="24"/>
-        </w:rPr>
-        <w:t xml:space="preserve">  </w:t>
-      </w:r>
-      <w:r>
-        <w:rPr>
-          <w:rFonts w:ascii="Times New Roman" w:hAnsi="Times New Roman" w:cs="Times New Roman"/>
-          <w:color w:val="BCBEC4"/>
-          <w:sz w:val="24"/>
-          <w:szCs w:val="24"/>
-        </w:rPr>
-        <w:br/>
-      </w:r>
-      <w:r>
-        <w:rPr>
-          <w:rFonts w:ascii="Times New Roman" w:hAnsi="Times New Roman" w:cs="Times New Roman"/>
-          <w:i/>
-          <w:iCs/>
-          <w:color w:val="5F826B"/>
-          <w:sz w:val="24"/>
-          <w:szCs w:val="24"/>
-        </w:rPr>
-        <w:t># Создаем запрос на сертификат (</w:t>
-      </w:r>
-      <w:r>
-        <w:rPr>
-          <w:rFonts w:ascii="Times New Roman" w:hAnsi="Times New Roman" w:cs="Times New Roman"/>
-          <w:i/>
-          <w:iCs/>
-          <w:color w:val="5F826B"/>
-          <w:sz w:val="24"/>
-          <w:szCs w:val="24"/>
-          <w:lang w:val="en-US"/>
-        </w:rPr>
-        <w:t>CSR</w:t>
-      </w:r>
-      <w:r>
-        <w:rPr>
-          <w:rFonts w:ascii="Times New Roman" w:hAnsi="Times New Roman" w:cs="Times New Roman"/>
-          <w:i/>
-          <w:iCs/>
-          <w:color w:val="5F826B"/>
-          <w:sz w:val="24"/>
-          <w:szCs w:val="24"/>
-        </w:rPr>
-        <w:t xml:space="preserve">) для брокера </w:t>
-      </w:r>
-      <w:r>
-        <w:rPr>
-          <w:rFonts w:ascii="Times New Roman" w:hAnsi="Times New Roman" w:cs="Times New Roman"/>
-          <w:i/>
-          <w:iCs/>
-          <w:color w:val="5F826B"/>
-          <w:sz w:val="24"/>
-          <w:szCs w:val="24"/>
-          <w:lang w:val="en-US"/>
-        </w:rPr>
-        <w:t>kafka</w:t>
-      </w:r>
-      <w:r>
-        <w:rPr>
-          <w:rFonts w:ascii="Times New Roman" w:hAnsi="Times New Roman" w:cs="Times New Roman"/>
-          <w:i/>
-          <w:iCs/>
-          <w:color w:val="5F826B"/>
-          <w:sz w:val="24"/>
-          <w:szCs w:val="24"/>
-        </w:rPr>
-        <w:t>1</w:t>
-      </w:r>
-      <w:r>
-        <w:rPr>
-          <w:rFonts w:ascii="Times New Roman" w:hAnsi="Times New Roman" w:cs="Times New Roman"/>
-          <w:i/>
-          <w:iCs/>
-          <w:color w:val="5F826B"/>
-          <w:sz w:val="24"/>
-          <w:szCs w:val="24"/>
-        </w:rPr>
-        <w:br/>
-        <w:t xml:space="preserve">  </w:t>
-      </w:r>
-      <w:proofErr w:type="spellStart"/>
-      <w:r>
-        <w:rPr>
-          <w:rFonts w:ascii="Times New Roman" w:hAnsi="Times New Roman" w:cs="Times New Roman"/>
-          <w:sz w:val="24"/>
-          <w:szCs w:val="24"/>
-          <w:lang w:val="en-US"/>
-        </w:rPr>
-        <w:t>openssl</w:t>
-      </w:r>
-      <w:proofErr w:type="spellEnd"/>
-      <w:r>
-        <w:rPr>
-          <w:rFonts w:ascii="Times New Roman" w:hAnsi="Times New Roman" w:cs="Times New Roman"/>
-          <w:sz w:val="24"/>
-          <w:szCs w:val="24"/>
-        </w:rPr>
-        <w:t xml:space="preserve"> </w:t>
-      </w:r>
-      <w:proofErr w:type="spellStart"/>
-      <w:r>
-        <w:rPr>
-          <w:rFonts w:ascii="Times New Roman" w:hAnsi="Times New Roman" w:cs="Times New Roman"/>
-          <w:sz w:val="24"/>
-          <w:szCs w:val="24"/>
-          <w:lang w:val="en-US"/>
-        </w:rPr>
-        <w:t>req</w:t>
-      </w:r>
-      <w:proofErr w:type="spellEnd"/>
-      <w:r>
-        <w:rPr>
-          <w:rFonts w:ascii="Times New Roman" w:hAnsi="Times New Roman" w:cs="Times New Roman"/>
-          <w:sz w:val="24"/>
-          <w:szCs w:val="24"/>
-        </w:rPr>
-        <w:t xml:space="preserve"> -</w:t>
-      </w:r>
-      <w:r>
-        <w:rPr>
-          <w:rFonts w:ascii="Times New Roman" w:hAnsi="Times New Roman" w:cs="Times New Roman"/>
-          <w:sz w:val="24"/>
-          <w:szCs w:val="24"/>
-          <w:lang w:val="en-US"/>
-        </w:rPr>
-        <w:t>new</w:t>
-      </w:r>
-      <w:r>
-        <w:rPr>
-          <w:rFonts w:ascii="Times New Roman" w:hAnsi="Times New Roman" w:cs="Times New Roman"/>
-          <w:sz w:val="24"/>
-          <w:szCs w:val="24"/>
-        </w:rPr>
-        <w:t xml:space="preserve"> -</w:t>
-      </w:r>
-      <w:r>
-        <w:rPr>
-          <w:rFonts w:ascii="Times New Roman" w:hAnsi="Times New Roman" w:cs="Times New Roman"/>
-          <w:sz w:val="24"/>
-          <w:szCs w:val="24"/>
-          <w:lang w:val="en-US"/>
-        </w:rPr>
-        <w:t>key</w:t>
-      </w:r>
-      <w:r>
-        <w:rPr>
-          <w:rFonts w:ascii="Times New Roman" w:hAnsi="Times New Roman" w:cs="Times New Roman"/>
-          <w:sz w:val="24"/>
-          <w:szCs w:val="24"/>
-        </w:rPr>
-        <w:t xml:space="preserve"> </w:t>
-      </w:r>
-      <w:r>
-        <w:rPr>
-          <w:rFonts w:ascii="Times New Roman" w:hAnsi="Times New Roman" w:cs="Times New Roman"/>
-          <w:sz w:val="24"/>
-          <w:szCs w:val="24"/>
-          <w:lang w:val="en-US"/>
-        </w:rPr>
-        <w:t>kafka</w:t>
-      </w:r>
-      <w:r>
-        <w:rPr>
-          <w:rFonts w:ascii="Times New Roman" w:hAnsi="Times New Roman" w:cs="Times New Roman"/>
-          <w:sz w:val="24"/>
-          <w:szCs w:val="24"/>
-        </w:rPr>
-        <w:t>1.</w:t>
-      </w:r>
-      <w:r>
-        <w:rPr>
-          <w:rFonts w:ascii="Times New Roman" w:hAnsi="Times New Roman" w:cs="Times New Roman"/>
-          <w:sz w:val="24"/>
-          <w:szCs w:val="24"/>
-          <w:lang w:val="en-US"/>
-        </w:rPr>
-        <w:t>key</w:t>
-      </w:r>
-      <w:r>
-        <w:rPr>
-          <w:rFonts w:ascii="Times New Roman" w:hAnsi="Times New Roman" w:cs="Times New Roman"/>
-          <w:sz w:val="24"/>
-          <w:szCs w:val="24"/>
-        </w:rPr>
-        <w:t xml:space="preserve"> -</w:t>
-      </w:r>
-      <w:r>
-        <w:rPr>
-          <w:rFonts w:ascii="Times New Roman" w:hAnsi="Times New Roman" w:cs="Times New Roman"/>
-          <w:sz w:val="24"/>
-          <w:szCs w:val="24"/>
-          <w:lang w:val="en-US"/>
-        </w:rPr>
-        <w:t>out</w:t>
-      </w:r>
-      <w:r>
-        <w:rPr>
-          <w:rFonts w:ascii="Times New Roman" w:hAnsi="Times New Roman" w:cs="Times New Roman"/>
-          <w:sz w:val="24"/>
-          <w:szCs w:val="24"/>
-        </w:rPr>
-        <w:t xml:space="preserve"> </w:t>
-      </w:r>
-      <w:r>
-        <w:rPr>
-          <w:rFonts w:ascii="Times New Roman" w:hAnsi="Times New Roman" w:cs="Times New Roman"/>
-          <w:sz w:val="24"/>
-          <w:szCs w:val="24"/>
-          <w:lang w:val="en-US"/>
-        </w:rPr>
-        <w:t>kafka</w:t>
-      </w:r>
-      <w:r>
-        <w:rPr>
-          <w:rFonts w:ascii="Times New Roman" w:hAnsi="Times New Roman" w:cs="Times New Roman"/>
-          <w:sz w:val="24"/>
-          <w:szCs w:val="24"/>
-        </w:rPr>
-        <w:t>1.</w:t>
-      </w:r>
-      <w:proofErr w:type="spellStart"/>
-      <w:r>
-        <w:rPr>
-          <w:rFonts w:ascii="Times New Roman" w:hAnsi="Times New Roman" w:cs="Times New Roman"/>
-          <w:sz w:val="24"/>
-          <w:szCs w:val="24"/>
-          <w:lang w:val="en-US"/>
-        </w:rPr>
-        <w:t>csr</w:t>
-      </w:r>
-      <w:proofErr w:type="spellEnd"/>
-      <w:r>
-        <w:rPr>
-          <w:rFonts w:ascii="Times New Roman" w:hAnsi="Times New Roman" w:cs="Times New Roman"/>
-          <w:sz w:val="24"/>
-          <w:szCs w:val="24"/>
-        </w:rPr>
-        <w:t xml:space="preserve"> </w:t>
-      </w:r>
-      <w:r>
-        <w:rPr>
-          <w:rFonts w:ascii="Times New Roman" w:hAnsi="Times New Roman" w:cs="Times New Roman"/>
-          <w:sz w:val="24"/>
-          <w:szCs w:val="24"/>
-        </w:rPr>
-        <w:t>-</w:t>
-      </w:r>
-      <w:proofErr w:type="spellStart"/>
-      <w:r>
-        <w:rPr>
-          <w:rFonts w:ascii="Times New Roman" w:hAnsi="Times New Roman" w:cs="Times New Roman"/>
-          <w:sz w:val="24"/>
-          <w:szCs w:val="24"/>
-          <w:lang w:val="en-US"/>
-        </w:rPr>
-        <w:t>config</w:t>
-      </w:r>
-      <w:proofErr w:type="spellEnd"/>
-      <w:r>
-        <w:rPr>
-          <w:rFonts w:ascii="Times New Roman" w:hAnsi="Times New Roman" w:cs="Times New Roman"/>
-          <w:sz w:val="24"/>
-          <w:szCs w:val="24"/>
-        </w:rPr>
-        <w:t xml:space="preserve"> </w:t>
-      </w:r>
-      <w:r>
-        <w:rPr>
-          <w:rFonts w:ascii="Times New Roman" w:hAnsi="Times New Roman" w:cs="Times New Roman"/>
-          <w:sz w:val="24"/>
-          <w:szCs w:val="24"/>
-          <w:lang w:val="en-US"/>
-        </w:rPr>
-        <w:t>san</w:t>
-      </w:r>
-      <w:r>
-        <w:rPr>
-          <w:rFonts w:ascii="Times New Roman" w:hAnsi="Times New Roman" w:cs="Times New Roman"/>
-          <w:sz w:val="24"/>
-          <w:szCs w:val="24"/>
-        </w:rPr>
-        <w:t>1</w:t>
-      </w:r>
-      <w:r>
-        <w:rPr>
-          <w:rFonts w:ascii="Times New Roman" w:hAnsi="Times New Roman" w:cs="Times New Roman"/>
-          <w:sz w:val="24"/>
-          <w:szCs w:val="24"/>
-        </w:rPr>
-        <w:t>.</w:t>
-      </w:r>
-      <w:proofErr w:type="spellStart"/>
-      <w:r>
-        <w:rPr>
-          <w:rFonts w:ascii="Times New Roman" w:hAnsi="Times New Roman" w:cs="Times New Roman"/>
-          <w:sz w:val="24"/>
-          <w:szCs w:val="24"/>
-          <w:lang w:val="en-US"/>
-        </w:rPr>
-        <w:t>cnf</w:t>
-      </w:r>
-      <w:proofErr w:type="spellEnd"/>
-      <w:r>
-        <w:rPr>
-          <w:rFonts w:ascii="Times New Roman" w:hAnsi="Times New Roman" w:cs="Times New Roman"/>
-          <w:sz w:val="24"/>
-          <w:szCs w:val="24"/>
-        </w:rPr>
-        <w:t xml:space="preserve"> </w:t>
-      </w:r>
-      <w:r>
-        <w:rPr>
-          <w:rFonts w:ascii="Times New Roman" w:hAnsi="Times New Roman" w:cs="Times New Roman"/>
-          <w:sz w:val="24"/>
-          <w:szCs w:val="24"/>
-        </w:rPr>
-        <w:t>-</w:t>
-      </w:r>
-      <w:proofErr w:type="spellStart"/>
-      <w:r>
-        <w:rPr>
-          <w:rFonts w:ascii="Times New Roman" w:hAnsi="Times New Roman" w:cs="Times New Roman"/>
-          <w:sz w:val="24"/>
-          <w:szCs w:val="24"/>
-          <w:lang w:val="en-US"/>
-        </w:rPr>
-        <w:t>sha</w:t>
-      </w:r>
-      <w:proofErr w:type="spellEnd"/>
-      <w:r>
-        <w:rPr>
-          <w:rFonts w:ascii="Times New Roman" w:hAnsi="Times New Roman" w:cs="Times New Roman"/>
-          <w:sz w:val="24"/>
-          <w:szCs w:val="24"/>
-        </w:rPr>
-        <w:t>256</w:t>
-      </w:r>
-    </w:p>
-    <w:p>
-      <w:pPr>
-        <w:pStyle w:val="HTML"/>
-        <w:shd w:val="clear" w:color="auto" w:fill="1E1F22"/>
-        <w:rPr>
-          <w:rFonts w:ascii="Times New Roman" w:hAnsi="Times New Roman" w:cs="Times New Roman"/>
-          <w:sz w:val="24"/>
-          <w:szCs w:val="24"/>
-        </w:rPr>
-      </w:pPr>
-    </w:p>
-    <w:p>
-      <w:pPr>
-        <w:pStyle w:val="HTML"/>
-        <w:shd w:val="clear" w:color="auto" w:fill="1E1F22"/>
-        <w:rPr>
-          <w:rFonts w:ascii="Times New Roman" w:hAnsi="Times New Roman" w:cs="Times New Roman"/>
-          <w:sz w:val="24"/>
-          <w:szCs w:val="24"/>
-        </w:rPr>
-      </w:pPr>
-      <w:r>
-        <w:rPr>
-          <w:rFonts w:ascii="Times New Roman" w:hAnsi="Times New Roman" w:cs="Times New Roman"/>
-          <w:i/>
-          <w:iCs/>
-          <w:color w:val="5F826B"/>
-          <w:sz w:val="24"/>
-          <w:szCs w:val="24"/>
-        </w:rPr>
-        <w:lastRenderedPageBreak/>
-        <w:t xml:space="preserve"># Подписываем сертификат брокера с использованием </w:t>
-      </w:r>
-      <w:r>
-        <w:rPr>
-          <w:rFonts w:ascii="Times New Roman" w:hAnsi="Times New Roman" w:cs="Times New Roman"/>
-          <w:i/>
-          <w:iCs/>
-          <w:color w:val="5F826B"/>
-          <w:sz w:val="24"/>
-          <w:szCs w:val="24"/>
-          <w:lang w:val="en-US"/>
-        </w:rPr>
-        <w:t>CA</w:t>
-      </w:r>
-      <w:r>
-        <w:rPr>
-          <w:rFonts w:ascii="Times New Roman" w:hAnsi="Times New Roman" w:cs="Times New Roman"/>
-          <w:i/>
-          <w:iCs/>
-          <w:color w:val="5F826B"/>
-          <w:sz w:val="24"/>
-          <w:szCs w:val="24"/>
-        </w:rPr>
-        <w:br/>
-        <w:t xml:space="preserve">  </w:t>
-      </w:r>
-      <w:proofErr w:type="spellStart"/>
-      <w:r>
-        <w:rPr>
-          <w:rFonts w:ascii="Times New Roman" w:hAnsi="Times New Roman" w:cs="Times New Roman"/>
-          <w:sz w:val="24"/>
-          <w:szCs w:val="24"/>
-          <w:lang w:val="en-US"/>
-        </w:rPr>
-        <w:t>openssl</w:t>
-      </w:r>
-      <w:proofErr w:type="spellEnd"/>
-      <w:r>
-        <w:rPr>
-          <w:rFonts w:ascii="Times New Roman" w:hAnsi="Times New Roman" w:cs="Times New Roman"/>
-          <w:sz w:val="24"/>
-          <w:szCs w:val="24"/>
-        </w:rPr>
-        <w:t xml:space="preserve"> </w:t>
-      </w:r>
-      <w:r>
-        <w:rPr>
-          <w:rFonts w:ascii="Times New Roman" w:hAnsi="Times New Roman" w:cs="Times New Roman"/>
-          <w:sz w:val="24"/>
-          <w:szCs w:val="24"/>
-          <w:lang w:val="en-US"/>
-        </w:rPr>
-        <w:t>x</w:t>
-      </w:r>
-      <w:r>
-        <w:rPr>
-          <w:rFonts w:ascii="Times New Roman" w:hAnsi="Times New Roman" w:cs="Times New Roman"/>
-          <w:sz w:val="24"/>
-          <w:szCs w:val="24"/>
-        </w:rPr>
-        <w:t>509 -</w:t>
-      </w:r>
-      <w:proofErr w:type="spellStart"/>
-      <w:r>
-        <w:rPr>
-          <w:rFonts w:ascii="Times New Roman" w:hAnsi="Times New Roman" w:cs="Times New Roman"/>
-          <w:sz w:val="24"/>
-          <w:szCs w:val="24"/>
-          <w:lang w:val="en-US"/>
-        </w:rPr>
-        <w:t>req</w:t>
-      </w:r>
-      <w:proofErr w:type="spellEnd"/>
-      <w:r>
-        <w:rPr>
-          <w:rFonts w:ascii="Times New Roman" w:hAnsi="Times New Roman" w:cs="Times New Roman"/>
-          <w:sz w:val="24"/>
-          <w:szCs w:val="24"/>
-        </w:rPr>
-        <w:t xml:space="preserve"> -</w:t>
-      </w:r>
-      <w:r>
-        <w:rPr>
-          <w:rStyle w:val="hljs-keyword"/>
-          <w:rFonts w:ascii="Times New Roman" w:hAnsi="Times New Roman" w:cs="Times New Roman"/>
-          <w:sz w:val="24"/>
-          <w:szCs w:val="24"/>
-          <w:lang w:val="en-US"/>
-        </w:rPr>
-        <w:t>in</w:t>
-      </w:r>
-      <w:r>
-        <w:rPr>
-          <w:rFonts w:ascii="Times New Roman" w:hAnsi="Times New Roman" w:cs="Times New Roman"/>
-          <w:sz w:val="24"/>
-          <w:szCs w:val="24"/>
-        </w:rPr>
-        <w:t xml:space="preserve"> </w:t>
-      </w:r>
-      <w:r>
-        <w:rPr>
-          <w:rFonts w:ascii="Times New Roman" w:hAnsi="Times New Roman" w:cs="Times New Roman"/>
-          <w:sz w:val="24"/>
-          <w:szCs w:val="24"/>
-          <w:lang w:val="en-US"/>
-        </w:rPr>
-        <w:t>kafka</w:t>
-      </w:r>
-      <w:r>
-        <w:rPr>
-          <w:rFonts w:ascii="Times New Roman" w:hAnsi="Times New Roman" w:cs="Times New Roman"/>
-          <w:sz w:val="24"/>
-          <w:szCs w:val="24"/>
-        </w:rPr>
-        <w:t>1.</w:t>
-      </w:r>
-      <w:proofErr w:type="spellStart"/>
-      <w:r>
-        <w:rPr>
-          <w:rFonts w:ascii="Times New Roman" w:hAnsi="Times New Roman" w:cs="Times New Roman"/>
-          <w:sz w:val="24"/>
-          <w:szCs w:val="24"/>
-          <w:lang w:val="en-US"/>
-        </w:rPr>
-        <w:t>csr</w:t>
-      </w:r>
-      <w:proofErr w:type="spellEnd"/>
-      <w:r>
-        <w:rPr>
-          <w:rFonts w:ascii="Times New Roman" w:hAnsi="Times New Roman" w:cs="Times New Roman"/>
-          <w:sz w:val="24"/>
-          <w:szCs w:val="24"/>
-        </w:rPr>
-        <w:t xml:space="preserve"> -</w:t>
-      </w:r>
-      <w:r>
-        <w:rPr>
-          <w:rFonts w:ascii="Times New Roman" w:hAnsi="Times New Roman" w:cs="Times New Roman"/>
-          <w:sz w:val="24"/>
-          <w:szCs w:val="24"/>
-          <w:lang w:val="en-US"/>
-        </w:rPr>
-        <w:t>CA</w:t>
-      </w:r>
-      <w:r>
-        <w:rPr>
-          <w:rFonts w:ascii="Times New Roman" w:hAnsi="Times New Roman" w:cs="Times New Roman"/>
-          <w:sz w:val="24"/>
-          <w:szCs w:val="24"/>
-        </w:rPr>
-        <w:t xml:space="preserve"> </w:t>
-      </w:r>
-      <w:r>
-        <w:rPr>
-          <w:rFonts w:ascii="Times New Roman" w:hAnsi="Times New Roman" w:cs="Times New Roman"/>
-          <w:sz w:val="24"/>
-          <w:szCs w:val="24"/>
-          <w:lang w:val="en-US"/>
-        </w:rPr>
-        <w:t>intermediate</w:t>
-      </w:r>
-      <w:r>
-        <w:rPr>
-          <w:rFonts w:ascii="Times New Roman" w:hAnsi="Times New Roman" w:cs="Times New Roman"/>
-          <w:sz w:val="24"/>
-          <w:szCs w:val="24"/>
-        </w:rPr>
-        <w:t>.</w:t>
-      </w:r>
-      <w:proofErr w:type="spellStart"/>
-      <w:r>
-        <w:rPr>
-          <w:rFonts w:ascii="Times New Roman" w:hAnsi="Times New Roman" w:cs="Times New Roman"/>
-          <w:sz w:val="24"/>
-          <w:szCs w:val="24"/>
-          <w:lang w:val="en-US"/>
-        </w:rPr>
-        <w:t>crt</w:t>
-      </w:r>
-      <w:proofErr w:type="spellEnd"/>
-      <w:r>
-        <w:rPr>
-          <w:rFonts w:ascii="Times New Roman" w:hAnsi="Times New Roman" w:cs="Times New Roman"/>
-          <w:sz w:val="24"/>
-          <w:szCs w:val="24"/>
-        </w:rPr>
-        <w:t xml:space="preserve"> -</w:t>
-      </w:r>
-      <w:proofErr w:type="spellStart"/>
-      <w:r>
-        <w:rPr>
-          <w:rFonts w:ascii="Times New Roman" w:hAnsi="Times New Roman" w:cs="Times New Roman"/>
-          <w:sz w:val="24"/>
-          <w:szCs w:val="24"/>
-          <w:lang w:val="en-US"/>
-        </w:rPr>
-        <w:t>CAkey</w:t>
-      </w:r>
-      <w:proofErr w:type="spellEnd"/>
-      <w:r>
-        <w:rPr>
-          <w:rFonts w:ascii="Times New Roman" w:hAnsi="Times New Roman" w:cs="Times New Roman"/>
-          <w:sz w:val="24"/>
-          <w:szCs w:val="24"/>
-        </w:rPr>
-        <w:t xml:space="preserve"> </w:t>
-      </w:r>
-      <w:r>
-        <w:rPr>
-          <w:rFonts w:ascii="Times New Roman" w:hAnsi="Times New Roman" w:cs="Times New Roman"/>
-          <w:sz w:val="24"/>
-          <w:szCs w:val="24"/>
-          <w:lang w:val="en-US"/>
-        </w:rPr>
-        <w:t>intermediate</w:t>
-      </w:r>
-      <w:r>
-        <w:rPr>
-          <w:rFonts w:ascii="Times New Roman" w:hAnsi="Times New Roman" w:cs="Times New Roman"/>
-          <w:sz w:val="24"/>
-          <w:szCs w:val="24"/>
-        </w:rPr>
-        <w:t>.</w:t>
-      </w:r>
-      <w:r>
-        <w:rPr>
-          <w:rFonts w:ascii="Times New Roman" w:hAnsi="Times New Roman" w:cs="Times New Roman"/>
-          <w:sz w:val="24"/>
-          <w:szCs w:val="24"/>
-          <w:lang w:val="en-US"/>
-        </w:rPr>
-        <w:t>key</w:t>
-      </w:r>
-      <w:r>
-        <w:rPr>
-          <w:rFonts w:ascii="Times New Roman" w:hAnsi="Times New Roman" w:cs="Times New Roman"/>
-          <w:sz w:val="24"/>
-          <w:szCs w:val="24"/>
-        </w:rPr>
-        <w:t xml:space="preserve"> -</w:t>
-      </w:r>
-      <w:proofErr w:type="spellStart"/>
-      <w:r>
-        <w:rPr>
-          <w:rFonts w:ascii="Times New Roman" w:hAnsi="Times New Roman" w:cs="Times New Roman"/>
-          <w:sz w:val="24"/>
-          <w:szCs w:val="24"/>
-          <w:lang w:val="en-US"/>
-        </w:rPr>
-        <w:t>CAcreateserial</w:t>
-      </w:r>
-      <w:proofErr w:type="spellEnd"/>
-      <w:r>
-        <w:rPr>
-          <w:rFonts w:ascii="Times New Roman" w:hAnsi="Times New Roman" w:cs="Times New Roman"/>
-          <w:sz w:val="24"/>
-          <w:szCs w:val="24"/>
-        </w:rPr>
-        <w:t xml:space="preserve"> -</w:t>
-      </w:r>
-      <w:r>
-        <w:rPr>
-          <w:rFonts w:ascii="Times New Roman" w:hAnsi="Times New Roman" w:cs="Times New Roman"/>
-          <w:sz w:val="24"/>
-          <w:szCs w:val="24"/>
-          <w:lang w:val="en-US"/>
-        </w:rPr>
-        <w:t>out</w:t>
-      </w:r>
-      <w:r>
-        <w:rPr>
-          <w:rFonts w:ascii="Times New Roman" w:hAnsi="Times New Roman" w:cs="Times New Roman"/>
-          <w:sz w:val="24"/>
-          <w:szCs w:val="24"/>
-        </w:rPr>
-        <w:t xml:space="preserve"> </w:t>
-      </w:r>
-      <w:r>
-        <w:rPr>
-          <w:rFonts w:ascii="Times New Roman" w:hAnsi="Times New Roman" w:cs="Times New Roman"/>
-          <w:sz w:val="24"/>
-          <w:szCs w:val="24"/>
-          <w:lang w:val="en-US"/>
-        </w:rPr>
-        <w:t>kafka</w:t>
-      </w:r>
-      <w:r>
-        <w:rPr>
-          <w:rFonts w:ascii="Times New Roman" w:hAnsi="Times New Roman" w:cs="Times New Roman"/>
-          <w:sz w:val="24"/>
-          <w:szCs w:val="24"/>
-        </w:rPr>
-        <w:t>1.</w:t>
-      </w:r>
-      <w:proofErr w:type="spellStart"/>
-      <w:r>
-        <w:rPr>
-          <w:rFonts w:ascii="Times New Roman" w:hAnsi="Times New Roman" w:cs="Times New Roman"/>
-          <w:sz w:val="24"/>
-          <w:szCs w:val="24"/>
-          <w:lang w:val="en-US"/>
-        </w:rPr>
-        <w:t>crt</w:t>
-      </w:r>
-      <w:proofErr w:type="spellEnd"/>
-      <w:r>
-        <w:rPr>
-          <w:rFonts w:ascii="Times New Roman" w:hAnsi="Times New Roman" w:cs="Times New Roman"/>
-          <w:sz w:val="24"/>
-          <w:szCs w:val="24"/>
-        </w:rPr>
-        <w:t xml:space="preserve"> -</w:t>
-      </w:r>
-      <w:r>
-        <w:rPr>
-          <w:rFonts w:ascii="Times New Roman" w:hAnsi="Times New Roman" w:cs="Times New Roman"/>
-          <w:sz w:val="24"/>
-          <w:szCs w:val="24"/>
-          <w:lang w:val="en-US"/>
-        </w:rPr>
-        <w:t>days</w:t>
-      </w:r>
-      <w:r>
-        <w:rPr>
-          <w:rFonts w:ascii="Times New Roman" w:hAnsi="Times New Roman" w:cs="Times New Roman"/>
-          <w:sz w:val="24"/>
-          <w:szCs w:val="24"/>
-        </w:rPr>
-        <w:t xml:space="preserve"> 365 -</w:t>
-      </w:r>
-      <w:proofErr w:type="spellStart"/>
-      <w:r>
-        <w:rPr>
-          <w:rFonts w:ascii="Times New Roman" w:hAnsi="Times New Roman" w:cs="Times New Roman"/>
-          <w:sz w:val="24"/>
-          <w:szCs w:val="24"/>
-          <w:lang w:val="en-US"/>
-        </w:rPr>
-        <w:t>sha</w:t>
-      </w:r>
-      <w:proofErr w:type="spellEnd"/>
-      <w:r>
-        <w:rPr>
-          <w:rFonts w:ascii="Times New Roman" w:hAnsi="Times New Roman" w:cs="Times New Roman"/>
-          <w:sz w:val="24"/>
-          <w:szCs w:val="24"/>
-        </w:rPr>
-        <w:t>256</w:t>
-      </w:r>
-      <w:r>
-        <w:rPr>
-          <w:rFonts w:ascii="Times New Roman" w:hAnsi="Times New Roman" w:cs="Times New Roman"/>
-          <w:sz w:val="24"/>
-          <w:szCs w:val="24"/>
-        </w:rPr>
-        <w:t xml:space="preserve"> -</w:t>
-      </w:r>
-      <w:r>
-        <w:rPr>
-          <w:rFonts w:ascii="Times New Roman" w:hAnsi="Times New Roman" w:cs="Times New Roman"/>
-          <w:sz w:val="24"/>
-          <w:szCs w:val="24"/>
-          <w:lang w:val="en-US"/>
-        </w:rPr>
-        <w:t>extensions</w:t>
-      </w:r>
-      <w:r>
-        <w:rPr>
-          <w:rFonts w:ascii="Times New Roman" w:hAnsi="Times New Roman" w:cs="Times New Roman"/>
-          <w:sz w:val="24"/>
-          <w:szCs w:val="24"/>
-        </w:rPr>
-        <w:t xml:space="preserve"> </w:t>
-      </w:r>
-      <w:r>
-        <w:rPr>
-          <w:rFonts w:ascii="Times New Roman" w:hAnsi="Times New Roman" w:cs="Times New Roman"/>
-          <w:sz w:val="24"/>
-          <w:szCs w:val="24"/>
-          <w:lang w:val="en-US"/>
-        </w:rPr>
-        <w:t>v</w:t>
-      </w:r>
-      <w:r>
-        <w:rPr>
-          <w:rFonts w:ascii="Times New Roman" w:hAnsi="Times New Roman" w:cs="Times New Roman"/>
-          <w:sz w:val="24"/>
-          <w:szCs w:val="24"/>
-        </w:rPr>
-        <w:t>3_</w:t>
-      </w:r>
-      <w:proofErr w:type="spellStart"/>
-      <w:r>
-        <w:rPr>
-          <w:rFonts w:ascii="Times New Roman" w:hAnsi="Times New Roman" w:cs="Times New Roman"/>
-          <w:sz w:val="24"/>
-          <w:szCs w:val="24"/>
-          <w:lang w:val="en-US"/>
-        </w:rPr>
-        <w:t>req</w:t>
-      </w:r>
-      <w:proofErr w:type="spellEnd"/>
-      <w:r>
-        <w:rPr>
-          <w:rFonts w:ascii="Times New Roman" w:hAnsi="Times New Roman" w:cs="Times New Roman"/>
-          <w:sz w:val="24"/>
-          <w:szCs w:val="24"/>
-        </w:rPr>
-        <w:t xml:space="preserve"> -</w:t>
-      </w:r>
-      <w:proofErr w:type="spellStart"/>
-      <w:r>
-        <w:rPr>
-          <w:rFonts w:ascii="Times New Roman" w:hAnsi="Times New Roman" w:cs="Times New Roman"/>
-          <w:sz w:val="24"/>
-          <w:szCs w:val="24"/>
-          <w:lang w:val="en-US"/>
-        </w:rPr>
-        <w:t>extfile</w:t>
-      </w:r>
-      <w:proofErr w:type="spellEnd"/>
-      <w:r>
-        <w:rPr>
-          <w:rFonts w:ascii="Times New Roman" w:hAnsi="Times New Roman" w:cs="Times New Roman"/>
-          <w:sz w:val="24"/>
-          <w:szCs w:val="24"/>
-        </w:rPr>
-        <w:t xml:space="preserve"> </w:t>
-      </w:r>
-      <w:r>
-        <w:rPr>
-          <w:rFonts w:ascii="Times New Roman" w:hAnsi="Times New Roman" w:cs="Times New Roman"/>
-          <w:sz w:val="24"/>
-          <w:szCs w:val="24"/>
-          <w:lang w:val="en-US"/>
-        </w:rPr>
-        <w:t>san</w:t>
-      </w:r>
-      <w:r>
-        <w:rPr>
-          <w:rFonts w:ascii="Times New Roman" w:hAnsi="Times New Roman" w:cs="Times New Roman"/>
-          <w:sz w:val="24"/>
-          <w:szCs w:val="24"/>
-        </w:rPr>
-        <w:t>1</w:t>
-      </w:r>
-      <w:r>
-        <w:rPr>
-          <w:rFonts w:ascii="Times New Roman" w:hAnsi="Times New Roman" w:cs="Times New Roman"/>
-          <w:sz w:val="24"/>
-          <w:szCs w:val="24"/>
-        </w:rPr>
-        <w:t>.</w:t>
-      </w:r>
-      <w:proofErr w:type="spellStart"/>
-      <w:r>
-        <w:rPr>
-          <w:rFonts w:ascii="Times New Roman" w:hAnsi="Times New Roman" w:cs="Times New Roman"/>
-          <w:sz w:val="24"/>
-          <w:szCs w:val="24"/>
-          <w:lang w:val="en-US"/>
-        </w:rPr>
-        <w:t>cnf</w:t>
-      </w:r>
-      <w:proofErr w:type="spellEnd"/>
-    </w:p>
-    <w:p>
-      <w:pPr>
-        <w:pStyle w:val="HTML"/>
-        <w:shd w:val="clear" w:color="auto" w:fill="1E1F22"/>
-        <w:jc w:val="both"/>
-        <w:rPr>
-          <w:rFonts w:ascii="Times New Roman" w:hAnsi="Times New Roman" w:cs="Times New Roman"/>
-          <w:sz w:val="24"/>
-          <w:szCs w:val="24"/>
-        </w:rPr>
-      </w:pPr>
-    </w:p>
-    <w:p>
-      <w:pPr>
-        <w:pStyle w:val="a3"/>
-        <w:jc w:val="both"/>
-        <w:rPr>
-          <w:lang w:val="en-US"/>
-        </w:rPr>
-      </w:pPr>
     </w:p>
     <w:p>
       <w:pPr>
         <w:pStyle w:val="a3"/>
         <w:spacing w:before="0" w:beforeAutospacing="0" w:after="0" w:afterAutospacing="0"/>
-        <w:rPr>
-          <w:lang w:val="en-US"/>
-        </w:rPr>
-      </w:pPr>
-      <w:r>
-        <w:t>Проверка</w:t>
-      </w:r>
-      <w:r>
-        <w:rPr>
-          <w:lang w:val="en-US"/>
-        </w:rPr>
+      </w:pPr>
+    </w:p>
+    <w:p>
+      <w:pPr>
+        <w:pStyle w:val="a3"/>
+        <w:spacing w:before="0" w:beforeAutospacing="0" w:after="0" w:afterAutospacing="0"/>
+      </w:pPr>
+      <w:r>
+        <w:t xml:space="preserve">Запускаем </w:t>
+      </w:r>
+      <w:proofErr w:type="spellStart"/>
+      <w:r>
+        <w:rPr>
+          <w:lang w:val="en-US"/>
+        </w:rPr>
+        <w:t>wsl</w:t>
+      </w:r>
+      <w:proofErr w:type="spellEnd"/>
+      <w:r>
         <w:t xml:space="preserve"> </w:t>
       </w:r>
       <w:r>
-        <w:t>цепочки</w:t>
-      </w:r>
-      <w:r>
-        <w:rPr>
-          <w:lang w:val="en-US"/>
-        </w:rPr>
-        <w:t xml:space="preserve"> </w:t>
-      </w:r>
-      <w:r>
-        <w:t>сертификатов</w:t>
+        <w:t>в отдельном терминале командой</w:t>
       </w:r>
     </w:p>
     <w:p>
@@ -8692,19 +7805,1638 @@
           <w:color w:val="BCBEC4"/>
           <w:sz w:val="24"/>
           <w:szCs w:val="24"/>
+          <w:lang w:eastAsia="ru-RU"/>
+        </w:rPr>
+      </w:pPr>
+      <w:proofErr w:type="spellStart"/>
+      <w:proofErr w:type="gramStart"/>
+      <w:r>
+        <w:rPr>
+          <w:rFonts w:ascii="Times New Roman" w:eastAsia="Times New Roman" w:hAnsi="Times New Roman" w:cs="Times New Roman"/>
+          <w:color w:val="BCBEC4"/>
+          <w:sz w:val="24"/>
+          <w:szCs w:val="24"/>
           <w:lang w:val="en-US" w:eastAsia="ru-RU"/>
         </w:rPr>
-      </w:pPr>
-      <w:proofErr w:type="spellStart"/>
+        <w:t>wsl</w:t>
+      </w:r>
+      <w:proofErr w:type="spellEnd"/>
+      <w:proofErr w:type="gramEnd"/>
+    </w:p>
+    <w:p>
+      <w:pPr>
+        <w:pStyle w:val="a3"/>
+        <w:spacing w:before="0" w:beforeAutospacing="0" w:after="0" w:afterAutospacing="0"/>
+      </w:pPr>
+    </w:p>
+    <w:p>
+      <w:pPr>
+        <w:pStyle w:val="HTML"/>
+        <w:shd w:val="clear" w:color="auto" w:fill="1E1F22"/>
+        <w:rPr>
+          <w:rFonts w:ascii="Times New Roman" w:hAnsi="Times New Roman" w:cs="Times New Roman"/>
+          <w:sz w:val="24"/>
+          <w:szCs w:val="24"/>
+        </w:rPr>
+      </w:pPr>
+      <w:r>
+        <w:rPr>
+          <w:rFonts w:ascii="Times New Roman" w:hAnsi="Times New Roman" w:cs="Times New Roman"/>
+          <w:i/>
+          <w:iCs/>
+          <w:color w:val="5F826B"/>
+          <w:sz w:val="24"/>
+          <w:szCs w:val="24"/>
+        </w:rPr>
+        <w:lastRenderedPageBreak/>
+        <w:t xml:space="preserve"># </w:t>
+      </w:r>
+      <w:r>
+        <w:rPr>
+          <w:rFonts w:ascii="Times New Roman" w:hAnsi="Times New Roman" w:cs="Times New Roman"/>
+          <w:i/>
+          <w:iCs/>
+          <w:color w:val="5F826B"/>
+          <w:sz w:val="24"/>
+          <w:szCs w:val="24"/>
+        </w:rPr>
+        <w:t>Указываем</w:t>
+      </w:r>
+      <w:r>
+        <w:rPr>
+          <w:rFonts w:ascii="Times New Roman" w:hAnsi="Times New Roman" w:cs="Times New Roman"/>
+          <w:i/>
+          <w:iCs/>
+          <w:color w:val="5F826B"/>
+          <w:sz w:val="24"/>
+          <w:szCs w:val="24"/>
+        </w:rPr>
+        <w:t xml:space="preserve"> </w:t>
+      </w:r>
+      <w:r>
+        <w:rPr>
+          <w:rFonts w:ascii="Times New Roman" w:hAnsi="Times New Roman" w:cs="Times New Roman"/>
+          <w:i/>
+          <w:iCs/>
+          <w:color w:val="5F826B"/>
+          <w:sz w:val="24"/>
+          <w:szCs w:val="24"/>
+        </w:rPr>
+        <w:t>права</w:t>
+      </w:r>
+      <w:r>
+        <w:rPr>
+          <w:rFonts w:ascii="Times New Roman" w:hAnsi="Times New Roman" w:cs="Times New Roman"/>
+          <w:i/>
+          <w:iCs/>
+          <w:color w:val="5F826B"/>
+          <w:sz w:val="24"/>
+          <w:szCs w:val="24"/>
+        </w:rPr>
+        <w:t xml:space="preserve"> </w:t>
+      </w:r>
+      <w:r>
+        <w:rPr>
+          <w:rFonts w:ascii="Times New Roman" w:hAnsi="Times New Roman" w:cs="Times New Roman"/>
+          <w:i/>
+          <w:iCs/>
+          <w:color w:val="5F826B"/>
+          <w:sz w:val="24"/>
+          <w:szCs w:val="24"/>
+        </w:rPr>
+        <w:t>доступа</w:t>
+      </w:r>
+      <w:r>
+        <w:rPr>
+          <w:rFonts w:ascii="Times New Roman" w:hAnsi="Times New Roman" w:cs="Times New Roman"/>
+          <w:i/>
+          <w:iCs/>
+          <w:color w:val="5F826B"/>
+          <w:sz w:val="24"/>
+          <w:szCs w:val="24"/>
+        </w:rPr>
+        <w:br/>
+        <w:t xml:space="preserve">  </w:t>
+      </w:r>
+      <w:proofErr w:type="spellStart"/>
+      <w:r>
+        <w:rPr>
+          <w:rFonts w:ascii="Times New Roman" w:hAnsi="Times New Roman" w:cs="Times New Roman"/>
+          <w:sz w:val="24"/>
+          <w:szCs w:val="24"/>
+          <w:lang w:val="en-US"/>
+        </w:rPr>
+        <w:t>chown</w:t>
+      </w:r>
+      <w:proofErr w:type="spellEnd"/>
+      <w:r>
+        <w:rPr>
+          <w:rFonts w:ascii="Times New Roman" w:hAnsi="Times New Roman" w:cs="Times New Roman"/>
+          <w:sz w:val="24"/>
+          <w:szCs w:val="24"/>
+        </w:rPr>
+        <w:t xml:space="preserve"> </w:t>
+      </w:r>
+      <w:r>
+        <w:rPr>
+          <w:rFonts w:ascii="Times New Roman" w:hAnsi="Times New Roman" w:cs="Times New Roman"/>
+          <w:sz w:val="24"/>
+          <w:szCs w:val="24"/>
+        </w:rPr>
+        <w:t>999:999</w:t>
+      </w:r>
+      <w:r>
+        <w:rPr>
+          <w:rFonts w:ascii="Times New Roman" w:hAnsi="Times New Roman" w:cs="Times New Roman"/>
+          <w:sz w:val="24"/>
+          <w:szCs w:val="24"/>
+        </w:rPr>
+        <w:t xml:space="preserve"> </w:t>
+      </w:r>
+      <w:r>
+        <w:rPr>
+          <w:rFonts w:ascii="Times New Roman" w:hAnsi="Times New Roman" w:cs="Times New Roman"/>
+          <w:sz w:val="24"/>
+          <w:szCs w:val="24"/>
+          <w:lang w:val="en-US"/>
+        </w:rPr>
+        <w:t>kafka</w:t>
+      </w:r>
+      <w:r>
+        <w:rPr>
+          <w:rFonts w:ascii="Times New Roman" w:hAnsi="Times New Roman" w:cs="Times New Roman"/>
+          <w:sz w:val="24"/>
+          <w:szCs w:val="24"/>
+        </w:rPr>
+        <w:t>1</w:t>
+      </w:r>
+      <w:r>
+        <w:rPr>
+          <w:rFonts w:ascii="Times New Roman" w:hAnsi="Times New Roman" w:cs="Times New Roman"/>
+          <w:sz w:val="24"/>
+          <w:szCs w:val="24"/>
+        </w:rPr>
+        <w:t>.</w:t>
+      </w:r>
+      <w:r>
+        <w:rPr>
+          <w:rFonts w:ascii="Times New Roman" w:hAnsi="Times New Roman" w:cs="Times New Roman"/>
+          <w:sz w:val="24"/>
+          <w:szCs w:val="24"/>
+          <w:lang w:val="en-US"/>
+        </w:rPr>
+        <w:t>key</w:t>
+      </w:r>
+      <w:r>
+        <w:rPr>
+          <w:rFonts w:ascii="Times New Roman" w:hAnsi="Times New Roman" w:cs="Times New Roman"/>
+          <w:i/>
+          <w:iCs/>
+          <w:color w:val="5F826B"/>
+          <w:sz w:val="24"/>
+          <w:szCs w:val="24"/>
+        </w:rPr>
+        <w:br/>
+        <w:t xml:space="preserve">  </w:t>
+      </w:r>
+      <w:proofErr w:type="spellStart"/>
+      <w:r>
+        <w:rPr>
+          <w:rFonts w:ascii="Times New Roman" w:hAnsi="Times New Roman" w:cs="Times New Roman"/>
+          <w:sz w:val="24"/>
+          <w:szCs w:val="24"/>
+          <w:lang w:val="en-US"/>
+        </w:rPr>
+        <w:t>chmod</w:t>
+      </w:r>
+      <w:proofErr w:type="spellEnd"/>
+      <w:r>
+        <w:rPr>
+          <w:rFonts w:ascii="Times New Roman" w:hAnsi="Times New Roman" w:cs="Times New Roman"/>
+          <w:sz w:val="24"/>
+          <w:szCs w:val="24"/>
+        </w:rPr>
+        <w:t xml:space="preserve"> 600 </w:t>
+      </w:r>
+      <w:r>
+        <w:rPr>
+          <w:rFonts w:ascii="Times New Roman" w:hAnsi="Times New Roman" w:cs="Times New Roman"/>
+          <w:sz w:val="24"/>
+          <w:szCs w:val="24"/>
+          <w:lang w:val="en-US"/>
+        </w:rPr>
+        <w:t>kafka</w:t>
+      </w:r>
+      <w:r>
+        <w:rPr>
+          <w:rFonts w:ascii="Times New Roman" w:hAnsi="Times New Roman" w:cs="Times New Roman"/>
+          <w:sz w:val="24"/>
+          <w:szCs w:val="24"/>
+        </w:rPr>
+        <w:t>1</w:t>
+      </w:r>
+      <w:r>
+        <w:rPr>
+          <w:rFonts w:ascii="Times New Roman" w:hAnsi="Times New Roman" w:cs="Times New Roman"/>
+          <w:sz w:val="24"/>
+          <w:szCs w:val="24"/>
+        </w:rPr>
+        <w:t>.</w:t>
+      </w:r>
+      <w:r>
+        <w:rPr>
+          <w:rFonts w:ascii="Times New Roman" w:hAnsi="Times New Roman" w:cs="Times New Roman"/>
+          <w:sz w:val="24"/>
+          <w:szCs w:val="24"/>
+          <w:lang w:val="en-US"/>
+        </w:rPr>
+        <w:t>key</w:t>
+      </w:r>
+    </w:p>
+    <w:p>
+      <w:pPr>
+        <w:pStyle w:val="HTML"/>
+        <w:shd w:val="clear" w:color="auto" w:fill="1E1F22"/>
+        <w:rPr>
+          <w:rFonts w:ascii="Times New Roman" w:hAnsi="Times New Roman" w:cs="Times New Roman"/>
+          <w:i/>
+          <w:iCs/>
+          <w:color w:val="5F826B"/>
+          <w:sz w:val="24"/>
+          <w:szCs w:val="24"/>
+        </w:rPr>
+      </w:pPr>
+    </w:p>
+    <w:p>
+      <w:pPr>
+        <w:pStyle w:val="HTML"/>
+        <w:shd w:val="clear" w:color="auto" w:fill="1E1F22"/>
+        <w:rPr>
+          <w:rFonts w:ascii="Times New Roman" w:hAnsi="Times New Roman" w:cs="Times New Roman"/>
+          <w:color w:val="BCBEC4"/>
+          <w:sz w:val="24"/>
+          <w:szCs w:val="24"/>
+        </w:rPr>
+      </w:pPr>
+      <w:r>
+        <w:rPr>
+          <w:rFonts w:ascii="Times New Roman" w:hAnsi="Times New Roman" w:cs="Times New Roman"/>
+          <w:color w:val="BCBEC4"/>
+          <w:sz w:val="24"/>
+          <w:szCs w:val="24"/>
+        </w:rPr>
+        <w:t xml:space="preserve">  </w:t>
+      </w:r>
+    </w:p>
+    <w:p>
+      <w:pPr>
+        <w:pStyle w:val="HTML"/>
+        <w:shd w:val="clear" w:color="auto" w:fill="1E1F22"/>
+        <w:rPr>
+          <w:rFonts w:ascii="Times New Roman" w:hAnsi="Times New Roman" w:cs="Times New Roman"/>
+          <w:i/>
+          <w:iCs/>
+          <w:color w:val="5F826B"/>
+          <w:sz w:val="24"/>
+          <w:szCs w:val="24"/>
+        </w:rPr>
+      </w:pPr>
+      <w:r>
+        <w:rPr>
+          <w:rFonts w:ascii="Times New Roman" w:hAnsi="Times New Roman" w:cs="Times New Roman"/>
+          <w:i/>
+          <w:iCs/>
+          <w:color w:val="5F826B"/>
+          <w:sz w:val="24"/>
+          <w:szCs w:val="24"/>
+        </w:rPr>
+        <w:t xml:space="preserve"># </w:t>
+      </w:r>
+      <w:r>
+        <w:rPr>
+          <w:rFonts w:ascii="Times New Roman" w:hAnsi="Times New Roman" w:cs="Times New Roman"/>
+          <w:i/>
+          <w:iCs/>
+          <w:color w:val="5F826B"/>
+          <w:sz w:val="24"/>
+          <w:szCs w:val="24"/>
+        </w:rPr>
+        <w:t>Проверяем</w:t>
+      </w:r>
+      <w:r>
+        <w:rPr>
+          <w:rFonts w:ascii="Times New Roman" w:hAnsi="Times New Roman" w:cs="Times New Roman"/>
+          <w:i/>
+          <w:iCs/>
+          <w:color w:val="5F826B"/>
+          <w:sz w:val="24"/>
+          <w:szCs w:val="24"/>
+        </w:rPr>
+        <w:t xml:space="preserve"> </w:t>
+      </w:r>
+      <w:r>
+        <w:rPr>
+          <w:rFonts w:ascii="Times New Roman" w:hAnsi="Times New Roman" w:cs="Times New Roman"/>
+          <w:i/>
+          <w:iCs/>
+          <w:color w:val="5F826B"/>
+          <w:sz w:val="24"/>
+          <w:szCs w:val="24"/>
+        </w:rPr>
+        <w:t>права</w:t>
+      </w:r>
+      <w:r>
+        <w:rPr>
+          <w:rFonts w:ascii="Times New Roman" w:hAnsi="Times New Roman" w:cs="Times New Roman"/>
+          <w:i/>
+          <w:iCs/>
+          <w:color w:val="5F826B"/>
+          <w:sz w:val="24"/>
+          <w:szCs w:val="24"/>
+        </w:rPr>
+        <w:t xml:space="preserve"> (</w:t>
+      </w:r>
+      <w:proofErr w:type="spellStart"/>
+      <w:r>
+        <w:rPr>
+          <w:rFonts w:ascii="Times New Roman" w:hAnsi="Times New Roman" w:cs="Times New Roman"/>
+          <w:i/>
+          <w:iCs/>
+          <w:color w:val="5F826B"/>
+          <w:sz w:val="24"/>
+          <w:szCs w:val="24"/>
+          <w:lang w:val="en-US"/>
+        </w:rPr>
+        <w:t>wsl</w:t>
+      </w:r>
+      <w:proofErr w:type="spellEnd"/>
+      <w:r>
+        <w:rPr>
+          <w:rFonts w:ascii="Times New Roman" w:hAnsi="Times New Roman" w:cs="Times New Roman"/>
+          <w:i/>
+          <w:iCs/>
+          <w:color w:val="5F826B"/>
+          <w:sz w:val="24"/>
+          <w:szCs w:val="24"/>
+        </w:rPr>
+        <w:t>)</w:t>
+      </w:r>
+    </w:p>
+    <w:p>
+      <w:pPr>
+        <w:pStyle w:val="HTML"/>
+        <w:shd w:val="clear" w:color="auto" w:fill="1E1F22"/>
+        <w:rPr>
+          <w:rFonts w:ascii="Times New Roman" w:hAnsi="Times New Roman" w:cs="Times New Roman"/>
+          <w:sz w:val="24"/>
+          <w:szCs w:val="24"/>
+          <w:lang w:val="en-US"/>
+        </w:rPr>
+      </w:pPr>
+      <w:r>
+        <w:rPr>
+          <w:rStyle w:val="hljs-builtin"/>
+        </w:rPr>
+        <w:t xml:space="preserve">  </w:t>
+      </w:r>
       <w:proofErr w:type="gramStart"/>
       <w:r>
         <w:rPr>
+          <w:rStyle w:val="hljs-builtin"/>
+          <w:lang w:val="en-US"/>
+        </w:rPr>
+        <w:t>ls</w:t>
+      </w:r>
+      <w:proofErr w:type="gramEnd"/>
+      <w:r>
+        <w:rPr>
+          <w:lang w:val="en-US"/>
+        </w:rPr>
+        <w:t xml:space="preserve"> -l</w:t>
+      </w:r>
+    </w:p>
+    <w:p>
+      <w:pPr>
+        <w:pStyle w:val="a3"/>
+        <w:spacing w:before="0" w:beforeAutospacing="0" w:after="0" w:afterAutospacing="0"/>
+      </w:pPr>
+      <w:r>
+        <w:t>должны</w:t>
+      </w:r>
+      <w:r>
+        <w:t xml:space="preserve"> </w:t>
+      </w:r>
+      <w:r>
+        <w:t>быть</w:t>
+      </w:r>
+      <w:r>
+        <w:t xml:space="preserve"> </w:t>
+      </w:r>
+      <w:r>
+        <w:t>информация</w:t>
+      </w:r>
+      <w:r>
+        <w:t xml:space="preserve"> </w:t>
+      </w:r>
+      <w:r>
+        <w:t>аналогична</w:t>
+      </w:r>
+      <w:r>
+        <w:t xml:space="preserve"> </w:t>
+      </w:r>
+      <w:r>
+        <w:t>этой</w:t>
+      </w:r>
+      <w:r>
+        <w:t xml:space="preserve">: </w:t>
+      </w:r>
+    </w:p>
+    <w:p>
+      <w:pPr>
+        <w:pStyle w:val="a3"/>
+        <w:spacing w:before="0" w:beforeAutospacing="0" w:after="0" w:afterAutospacing="0"/>
+        <w:rPr>
+          <w:lang w:val="en-US"/>
+        </w:rPr>
+      </w:pPr>
+      <w:r>
+        <w:rPr>
+          <w:lang w:val="en-US"/>
+        </w:rPr>
+        <w:t>-</w:t>
+      </w:r>
+      <w:proofErr w:type="spellStart"/>
+      <w:proofErr w:type="gramStart"/>
+      <w:r>
+        <w:rPr>
+          <w:lang w:val="en-US"/>
+        </w:rPr>
+        <w:t>rw</w:t>
+      </w:r>
+      <w:proofErr w:type="spellEnd"/>
+      <w:proofErr w:type="gramEnd"/>
+      <w:r>
+        <w:rPr>
+          <w:lang w:val="en-US"/>
+        </w:rPr>
+        <w:t xml:space="preserve">-------    1 999      ping          3324 Dec 22 03:32 </w:t>
+      </w:r>
+      <w:r>
+        <w:rPr>
+          <w:lang w:val="en-US"/>
+        </w:rPr>
+        <w:t>kafka1</w:t>
+      </w:r>
+      <w:r>
+        <w:rPr>
+          <w:lang w:val="en-US"/>
+        </w:rPr>
+        <w:t>.key</w:t>
+      </w:r>
+      <w:r>
+        <w:rPr>
+          <w:lang w:val="en-US"/>
+        </w:rPr>
+        <w:t xml:space="preserve"> </w:t>
+      </w:r>
+    </w:p>
+    <w:p>
+      <w:pPr>
+        <w:pStyle w:val="a3"/>
+        <w:spacing w:before="0" w:beforeAutospacing="0" w:after="0" w:afterAutospacing="0"/>
+        <w:rPr>
+          <w:lang w:val="en-US"/>
+        </w:rPr>
+      </w:pPr>
+    </w:p>
+    <w:p>
+      <w:pPr>
+        <w:pStyle w:val="a3"/>
+        <w:spacing w:before="0" w:beforeAutospacing="0" w:after="0" w:afterAutospacing="0"/>
+        <w:rPr>
+          <w:lang w:val="en-US"/>
+        </w:rPr>
+      </w:pPr>
+    </w:p>
+    <w:p>
+      <w:pPr>
+        <w:pStyle w:val="a3"/>
+        <w:spacing w:before="0" w:beforeAutospacing="0" w:after="0" w:afterAutospacing="0"/>
+      </w:pPr>
+      <w:r>
+        <w:t xml:space="preserve">Переходим в </w:t>
+      </w:r>
+      <w:r>
+        <w:rPr>
+          <w:lang w:val="en-US"/>
+        </w:rPr>
+        <w:t>PowerShell</w:t>
+      </w:r>
+    </w:p>
+    <w:p>
+      <w:pPr>
+        <w:pStyle w:val="HTML"/>
+        <w:shd w:val="clear" w:color="auto" w:fill="1E1F22"/>
+        <w:rPr>
+          <w:rFonts w:ascii="Times New Roman" w:hAnsi="Times New Roman" w:cs="Times New Roman"/>
+          <w:sz w:val="24"/>
+          <w:szCs w:val="24"/>
+        </w:rPr>
+      </w:pPr>
+      <w:r>
+        <w:rPr>
+          <w:rFonts w:ascii="Times New Roman" w:hAnsi="Times New Roman" w:cs="Times New Roman"/>
+          <w:i/>
+          <w:iCs/>
+          <w:color w:val="5F826B"/>
+          <w:sz w:val="24"/>
+          <w:szCs w:val="24"/>
+        </w:rPr>
+        <w:t xml:space="preserve"># </w:t>
+      </w:r>
+      <w:r>
+        <w:rPr>
+          <w:rFonts w:ascii="Times New Roman" w:hAnsi="Times New Roman" w:cs="Times New Roman"/>
+          <w:i/>
+          <w:iCs/>
+          <w:color w:val="5F826B"/>
+          <w:sz w:val="24"/>
+          <w:szCs w:val="24"/>
+        </w:rPr>
+        <w:t>Создаем</w:t>
+      </w:r>
+      <w:r>
+        <w:rPr>
+          <w:rFonts w:ascii="Times New Roman" w:hAnsi="Times New Roman" w:cs="Times New Roman"/>
+          <w:i/>
+          <w:iCs/>
+          <w:color w:val="5F826B"/>
+          <w:sz w:val="24"/>
+          <w:szCs w:val="24"/>
+        </w:rPr>
+        <w:t xml:space="preserve"> </w:t>
+      </w:r>
+      <w:r>
+        <w:rPr>
+          <w:rFonts w:ascii="Times New Roman" w:hAnsi="Times New Roman" w:cs="Times New Roman"/>
+          <w:i/>
+          <w:iCs/>
+          <w:color w:val="5F826B"/>
+          <w:sz w:val="24"/>
+          <w:szCs w:val="24"/>
+        </w:rPr>
+        <w:t>запрос</w:t>
+      </w:r>
+      <w:r>
+        <w:rPr>
+          <w:rFonts w:ascii="Times New Roman" w:hAnsi="Times New Roman" w:cs="Times New Roman"/>
+          <w:i/>
+          <w:iCs/>
+          <w:color w:val="5F826B"/>
+          <w:sz w:val="24"/>
+          <w:szCs w:val="24"/>
+        </w:rPr>
+        <w:t xml:space="preserve"> </w:t>
+      </w:r>
+      <w:r>
+        <w:rPr>
+          <w:rFonts w:ascii="Times New Roman" w:hAnsi="Times New Roman" w:cs="Times New Roman"/>
+          <w:i/>
+          <w:iCs/>
+          <w:color w:val="5F826B"/>
+          <w:sz w:val="24"/>
+          <w:szCs w:val="24"/>
+        </w:rPr>
+        <w:t>на</w:t>
+      </w:r>
+      <w:r>
+        <w:rPr>
+          <w:rFonts w:ascii="Times New Roman" w:hAnsi="Times New Roman" w:cs="Times New Roman"/>
+          <w:i/>
+          <w:iCs/>
+          <w:color w:val="5F826B"/>
+          <w:sz w:val="24"/>
+          <w:szCs w:val="24"/>
+        </w:rPr>
+        <w:t xml:space="preserve"> </w:t>
+      </w:r>
+      <w:r>
+        <w:rPr>
+          <w:rFonts w:ascii="Times New Roman" w:hAnsi="Times New Roman" w:cs="Times New Roman"/>
+          <w:i/>
+          <w:iCs/>
+          <w:color w:val="5F826B"/>
+          <w:sz w:val="24"/>
+          <w:szCs w:val="24"/>
+        </w:rPr>
+        <w:t>сертификат</w:t>
+      </w:r>
+      <w:r>
+        <w:rPr>
+          <w:rFonts w:ascii="Times New Roman" w:hAnsi="Times New Roman" w:cs="Times New Roman"/>
+          <w:i/>
+          <w:iCs/>
+          <w:color w:val="5F826B"/>
+          <w:sz w:val="24"/>
+          <w:szCs w:val="24"/>
+        </w:rPr>
+        <w:t xml:space="preserve"> (</w:t>
+      </w:r>
+      <w:r>
+        <w:rPr>
+          <w:rFonts w:ascii="Times New Roman" w:hAnsi="Times New Roman" w:cs="Times New Roman"/>
+          <w:i/>
+          <w:iCs/>
+          <w:color w:val="5F826B"/>
+          <w:sz w:val="24"/>
+          <w:szCs w:val="24"/>
+          <w:lang w:val="en-US"/>
+        </w:rPr>
+        <w:t>CSR</w:t>
+      </w:r>
+      <w:r>
+        <w:rPr>
+          <w:rFonts w:ascii="Times New Roman" w:hAnsi="Times New Roman" w:cs="Times New Roman"/>
+          <w:i/>
+          <w:iCs/>
+          <w:color w:val="5F826B"/>
+          <w:sz w:val="24"/>
+          <w:szCs w:val="24"/>
+        </w:rPr>
+        <w:t xml:space="preserve">) </w:t>
+      </w:r>
+      <w:r>
+        <w:rPr>
+          <w:rFonts w:ascii="Times New Roman" w:hAnsi="Times New Roman" w:cs="Times New Roman"/>
+          <w:i/>
+          <w:iCs/>
+          <w:color w:val="5F826B"/>
+          <w:sz w:val="24"/>
+          <w:szCs w:val="24"/>
+        </w:rPr>
+        <w:t>для</w:t>
+      </w:r>
+      <w:r>
+        <w:rPr>
+          <w:rFonts w:ascii="Times New Roman" w:hAnsi="Times New Roman" w:cs="Times New Roman"/>
+          <w:i/>
+          <w:iCs/>
+          <w:color w:val="5F826B"/>
+          <w:sz w:val="24"/>
+          <w:szCs w:val="24"/>
+        </w:rPr>
+        <w:t xml:space="preserve"> </w:t>
+      </w:r>
+      <w:r>
+        <w:rPr>
+          <w:rFonts w:ascii="Times New Roman" w:hAnsi="Times New Roman" w:cs="Times New Roman"/>
+          <w:i/>
+          <w:iCs/>
+          <w:color w:val="5F826B"/>
+          <w:sz w:val="24"/>
+          <w:szCs w:val="24"/>
+        </w:rPr>
+        <w:t>брокера</w:t>
+      </w:r>
+      <w:r>
+        <w:rPr>
+          <w:rFonts w:ascii="Times New Roman" w:hAnsi="Times New Roman" w:cs="Times New Roman"/>
+          <w:i/>
+          <w:iCs/>
+          <w:color w:val="5F826B"/>
+          <w:sz w:val="24"/>
+          <w:szCs w:val="24"/>
+        </w:rPr>
+        <w:t xml:space="preserve"> </w:t>
+      </w:r>
+      <w:r>
+        <w:rPr>
+          <w:rFonts w:ascii="Times New Roman" w:hAnsi="Times New Roman" w:cs="Times New Roman"/>
+          <w:i/>
+          <w:iCs/>
+          <w:color w:val="5F826B"/>
+          <w:sz w:val="24"/>
+          <w:szCs w:val="24"/>
+          <w:lang w:val="en-US"/>
+        </w:rPr>
+        <w:t>kafka</w:t>
+      </w:r>
+      <w:r>
+        <w:rPr>
+          <w:rFonts w:ascii="Times New Roman" w:hAnsi="Times New Roman" w:cs="Times New Roman"/>
+          <w:i/>
+          <w:iCs/>
+          <w:color w:val="5F826B"/>
+          <w:sz w:val="24"/>
+          <w:szCs w:val="24"/>
+        </w:rPr>
+        <w:t>1</w:t>
+      </w:r>
+      <w:r>
+        <w:rPr>
+          <w:rFonts w:ascii="Times New Roman" w:hAnsi="Times New Roman" w:cs="Times New Roman"/>
+          <w:i/>
+          <w:iCs/>
+          <w:color w:val="5F826B"/>
+          <w:sz w:val="24"/>
+          <w:szCs w:val="24"/>
+        </w:rPr>
+        <w:br/>
+        <w:t xml:space="preserve">  </w:t>
+      </w:r>
+      <w:proofErr w:type="spellStart"/>
+      <w:proofErr w:type="gramStart"/>
+      <w:r>
+        <w:rPr>
+          <w:rFonts w:ascii="Times New Roman" w:hAnsi="Times New Roman" w:cs="Times New Roman"/>
+          <w:sz w:val="24"/>
+          <w:szCs w:val="24"/>
+          <w:lang w:val="en-US"/>
+        </w:rPr>
+        <w:t>openssl</w:t>
+      </w:r>
+      <w:proofErr w:type="spellEnd"/>
+      <w:proofErr w:type="gramEnd"/>
+      <w:r>
+        <w:rPr>
+          <w:rFonts w:ascii="Times New Roman" w:hAnsi="Times New Roman" w:cs="Times New Roman"/>
+          <w:sz w:val="24"/>
+          <w:szCs w:val="24"/>
+        </w:rPr>
+        <w:t xml:space="preserve"> </w:t>
+      </w:r>
+      <w:proofErr w:type="spellStart"/>
+      <w:r>
+        <w:rPr>
+          <w:rFonts w:ascii="Times New Roman" w:hAnsi="Times New Roman" w:cs="Times New Roman"/>
+          <w:sz w:val="24"/>
+          <w:szCs w:val="24"/>
+          <w:lang w:val="en-US"/>
+        </w:rPr>
+        <w:t>req</w:t>
+      </w:r>
+      <w:proofErr w:type="spellEnd"/>
+      <w:r>
+        <w:rPr>
+          <w:rFonts w:ascii="Times New Roman" w:hAnsi="Times New Roman" w:cs="Times New Roman"/>
+          <w:sz w:val="24"/>
+          <w:szCs w:val="24"/>
+        </w:rPr>
+        <w:t xml:space="preserve"> -</w:t>
+      </w:r>
+      <w:r>
+        <w:rPr>
+          <w:rFonts w:ascii="Times New Roman" w:hAnsi="Times New Roman" w:cs="Times New Roman"/>
+          <w:sz w:val="24"/>
+          <w:szCs w:val="24"/>
+          <w:lang w:val="en-US"/>
+        </w:rPr>
+        <w:t>new</w:t>
+      </w:r>
+      <w:r>
+        <w:rPr>
+          <w:rFonts w:ascii="Times New Roman" w:hAnsi="Times New Roman" w:cs="Times New Roman"/>
+          <w:sz w:val="24"/>
+          <w:szCs w:val="24"/>
+        </w:rPr>
+        <w:t xml:space="preserve"> -</w:t>
+      </w:r>
+      <w:r>
+        <w:rPr>
+          <w:rFonts w:ascii="Times New Roman" w:hAnsi="Times New Roman" w:cs="Times New Roman"/>
+          <w:sz w:val="24"/>
+          <w:szCs w:val="24"/>
+          <w:lang w:val="en-US"/>
+        </w:rPr>
+        <w:t>key</w:t>
+      </w:r>
+      <w:r>
+        <w:rPr>
+          <w:rFonts w:ascii="Times New Roman" w:hAnsi="Times New Roman" w:cs="Times New Roman"/>
+          <w:sz w:val="24"/>
+          <w:szCs w:val="24"/>
+        </w:rPr>
+        <w:t xml:space="preserve"> </w:t>
+      </w:r>
+      <w:r>
+        <w:rPr>
+          <w:rFonts w:ascii="Times New Roman" w:hAnsi="Times New Roman" w:cs="Times New Roman"/>
+          <w:sz w:val="24"/>
+          <w:szCs w:val="24"/>
+          <w:lang w:val="en-US"/>
+        </w:rPr>
+        <w:t>kafka</w:t>
+      </w:r>
+      <w:r>
+        <w:rPr>
+          <w:rFonts w:ascii="Times New Roman" w:hAnsi="Times New Roman" w:cs="Times New Roman"/>
+          <w:sz w:val="24"/>
+          <w:szCs w:val="24"/>
+        </w:rPr>
+        <w:t>1.</w:t>
+      </w:r>
+      <w:r>
+        <w:rPr>
+          <w:rFonts w:ascii="Times New Roman" w:hAnsi="Times New Roman" w:cs="Times New Roman"/>
+          <w:sz w:val="24"/>
+          <w:szCs w:val="24"/>
+          <w:lang w:val="en-US"/>
+        </w:rPr>
+        <w:t>key</w:t>
+      </w:r>
+      <w:r>
+        <w:rPr>
+          <w:rFonts w:ascii="Times New Roman" w:hAnsi="Times New Roman" w:cs="Times New Roman"/>
+          <w:sz w:val="24"/>
+          <w:szCs w:val="24"/>
+        </w:rPr>
+        <w:t xml:space="preserve"> -</w:t>
+      </w:r>
+      <w:r>
+        <w:rPr>
+          <w:rFonts w:ascii="Times New Roman" w:hAnsi="Times New Roman" w:cs="Times New Roman"/>
+          <w:sz w:val="24"/>
+          <w:szCs w:val="24"/>
+          <w:lang w:val="en-US"/>
+        </w:rPr>
+        <w:t>out</w:t>
+      </w:r>
+      <w:r>
+        <w:rPr>
+          <w:rFonts w:ascii="Times New Roman" w:hAnsi="Times New Roman" w:cs="Times New Roman"/>
+          <w:sz w:val="24"/>
+          <w:szCs w:val="24"/>
+        </w:rPr>
+        <w:t xml:space="preserve"> </w:t>
+      </w:r>
+      <w:r>
+        <w:rPr>
+          <w:rFonts w:ascii="Times New Roman" w:hAnsi="Times New Roman" w:cs="Times New Roman"/>
+          <w:sz w:val="24"/>
+          <w:szCs w:val="24"/>
+          <w:lang w:val="en-US"/>
+        </w:rPr>
+        <w:t>kafka</w:t>
+      </w:r>
+      <w:r>
+        <w:rPr>
+          <w:rFonts w:ascii="Times New Roman" w:hAnsi="Times New Roman" w:cs="Times New Roman"/>
+          <w:sz w:val="24"/>
+          <w:szCs w:val="24"/>
+        </w:rPr>
+        <w:t>1.</w:t>
+      </w:r>
+      <w:proofErr w:type="spellStart"/>
+      <w:r>
+        <w:rPr>
+          <w:rFonts w:ascii="Times New Roman" w:hAnsi="Times New Roman" w:cs="Times New Roman"/>
+          <w:sz w:val="24"/>
+          <w:szCs w:val="24"/>
+          <w:lang w:val="en-US"/>
+        </w:rPr>
+        <w:t>csr</w:t>
+      </w:r>
+      <w:proofErr w:type="spellEnd"/>
+      <w:r>
+        <w:rPr>
+          <w:rFonts w:ascii="Times New Roman" w:hAnsi="Times New Roman" w:cs="Times New Roman"/>
+          <w:sz w:val="24"/>
+          <w:szCs w:val="24"/>
+        </w:rPr>
+        <w:t xml:space="preserve"> -</w:t>
+      </w:r>
+      <w:proofErr w:type="spellStart"/>
+      <w:r>
+        <w:rPr>
+          <w:rFonts w:ascii="Times New Roman" w:hAnsi="Times New Roman" w:cs="Times New Roman"/>
+          <w:sz w:val="24"/>
+          <w:szCs w:val="24"/>
+          <w:lang w:val="en-US"/>
+        </w:rPr>
+        <w:t>config</w:t>
+      </w:r>
+      <w:proofErr w:type="spellEnd"/>
+      <w:r>
+        <w:rPr>
+          <w:rFonts w:ascii="Times New Roman" w:hAnsi="Times New Roman" w:cs="Times New Roman"/>
+          <w:sz w:val="24"/>
+          <w:szCs w:val="24"/>
+        </w:rPr>
+        <w:t xml:space="preserve"> </w:t>
+      </w:r>
+      <w:r>
+        <w:rPr>
+          <w:rFonts w:ascii="Times New Roman" w:hAnsi="Times New Roman" w:cs="Times New Roman"/>
+          <w:sz w:val="24"/>
+          <w:szCs w:val="24"/>
+          <w:lang w:val="en-US"/>
+        </w:rPr>
+        <w:t>san</w:t>
+      </w:r>
+      <w:r>
+        <w:rPr>
+          <w:rFonts w:ascii="Times New Roman" w:hAnsi="Times New Roman" w:cs="Times New Roman"/>
+          <w:sz w:val="24"/>
+          <w:szCs w:val="24"/>
+        </w:rPr>
+        <w:t>1.</w:t>
+      </w:r>
+      <w:proofErr w:type="spellStart"/>
+      <w:r>
+        <w:rPr>
+          <w:rFonts w:ascii="Times New Roman" w:hAnsi="Times New Roman" w:cs="Times New Roman"/>
+          <w:sz w:val="24"/>
+          <w:szCs w:val="24"/>
+          <w:lang w:val="en-US"/>
+        </w:rPr>
+        <w:t>cnf</w:t>
+      </w:r>
+      <w:proofErr w:type="spellEnd"/>
+      <w:r>
+        <w:rPr>
+          <w:rFonts w:ascii="Times New Roman" w:hAnsi="Times New Roman" w:cs="Times New Roman"/>
+          <w:sz w:val="24"/>
+          <w:szCs w:val="24"/>
+        </w:rPr>
+        <w:t xml:space="preserve"> -</w:t>
+      </w:r>
+      <w:proofErr w:type="spellStart"/>
+      <w:r>
+        <w:rPr>
+          <w:rFonts w:ascii="Times New Roman" w:hAnsi="Times New Roman" w:cs="Times New Roman"/>
+          <w:sz w:val="24"/>
+          <w:szCs w:val="24"/>
+          <w:lang w:val="en-US"/>
+        </w:rPr>
+        <w:t>sha</w:t>
+      </w:r>
+      <w:proofErr w:type="spellEnd"/>
+      <w:r>
+        <w:rPr>
+          <w:rFonts w:ascii="Times New Roman" w:hAnsi="Times New Roman" w:cs="Times New Roman"/>
+          <w:sz w:val="24"/>
+          <w:szCs w:val="24"/>
+        </w:rPr>
+        <w:t>256</w:t>
+      </w:r>
+    </w:p>
+    <w:p>
+      <w:pPr>
+        <w:pStyle w:val="HTML"/>
+        <w:shd w:val="clear" w:color="auto" w:fill="1E1F22"/>
+        <w:rPr>
+          <w:rFonts w:ascii="Times New Roman" w:hAnsi="Times New Roman" w:cs="Times New Roman"/>
+          <w:sz w:val="24"/>
+          <w:szCs w:val="24"/>
+        </w:rPr>
+      </w:pPr>
+    </w:p>
+    <w:p>
+      <w:pPr>
+        <w:pStyle w:val="HTML"/>
+        <w:shd w:val="clear" w:color="auto" w:fill="1E1F22"/>
+        <w:rPr>
+          <w:rFonts w:ascii="Times New Roman" w:hAnsi="Times New Roman" w:cs="Times New Roman"/>
+          <w:sz w:val="24"/>
+          <w:szCs w:val="24"/>
+        </w:rPr>
+      </w:pPr>
+      <w:r>
+        <w:rPr>
+          <w:rFonts w:ascii="Times New Roman" w:hAnsi="Times New Roman" w:cs="Times New Roman"/>
+          <w:i/>
+          <w:iCs/>
+          <w:color w:val="5F826B"/>
+          <w:sz w:val="24"/>
+          <w:szCs w:val="24"/>
+        </w:rPr>
+        <w:t xml:space="preserve"># </w:t>
+      </w:r>
+      <w:r>
+        <w:rPr>
+          <w:rFonts w:ascii="Times New Roman" w:hAnsi="Times New Roman" w:cs="Times New Roman"/>
+          <w:i/>
+          <w:iCs/>
+          <w:color w:val="5F826B"/>
+          <w:sz w:val="24"/>
+          <w:szCs w:val="24"/>
+        </w:rPr>
+        <w:t>Подписываем</w:t>
+      </w:r>
+      <w:r>
+        <w:rPr>
+          <w:rFonts w:ascii="Times New Roman" w:hAnsi="Times New Roman" w:cs="Times New Roman"/>
+          <w:i/>
+          <w:iCs/>
+          <w:color w:val="5F826B"/>
+          <w:sz w:val="24"/>
+          <w:szCs w:val="24"/>
+        </w:rPr>
+        <w:t xml:space="preserve"> </w:t>
+      </w:r>
+      <w:r>
+        <w:rPr>
+          <w:rFonts w:ascii="Times New Roman" w:hAnsi="Times New Roman" w:cs="Times New Roman"/>
+          <w:i/>
+          <w:iCs/>
+          <w:color w:val="5F826B"/>
+          <w:sz w:val="24"/>
+          <w:szCs w:val="24"/>
+        </w:rPr>
+        <w:t>сертификат</w:t>
+      </w:r>
+      <w:r>
+        <w:rPr>
+          <w:rFonts w:ascii="Times New Roman" w:hAnsi="Times New Roman" w:cs="Times New Roman"/>
+          <w:i/>
+          <w:iCs/>
+          <w:color w:val="5F826B"/>
+          <w:sz w:val="24"/>
+          <w:szCs w:val="24"/>
+        </w:rPr>
+        <w:t xml:space="preserve"> </w:t>
+      </w:r>
+      <w:r>
+        <w:rPr>
+          <w:rFonts w:ascii="Times New Roman" w:hAnsi="Times New Roman" w:cs="Times New Roman"/>
+          <w:i/>
+          <w:iCs/>
+          <w:color w:val="5F826B"/>
+          <w:sz w:val="24"/>
+          <w:szCs w:val="24"/>
+        </w:rPr>
+        <w:t>брокера</w:t>
+      </w:r>
+      <w:r>
+        <w:rPr>
+          <w:rFonts w:ascii="Times New Roman" w:hAnsi="Times New Roman" w:cs="Times New Roman"/>
+          <w:i/>
+          <w:iCs/>
+          <w:color w:val="5F826B"/>
+          <w:sz w:val="24"/>
+          <w:szCs w:val="24"/>
+        </w:rPr>
+        <w:t xml:space="preserve"> </w:t>
+      </w:r>
+      <w:r>
+        <w:rPr>
+          <w:rFonts w:ascii="Times New Roman" w:hAnsi="Times New Roman" w:cs="Times New Roman"/>
+          <w:i/>
+          <w:iCs/>
+          <w:color w:val="5F826B"/>
+          <w:sz w:val="24"/>
+          <w:szCs w:val="24"/>
+        </w:rPr>
+        <w:t>с</w:t>
+      </w:r>
+      <w:r>
+        <w:rPr>
+          <w:rFonts w:ascii="Times New Roman" w:hAnsi="Times New Roman" w:cs="Times New Roman"/>
+          <w:i/>
+          <w:iCs/>
+          <w:color w:val="5F826B"/>
+          <w:sz w:val="24"/>
+          <w:szCs w:val="24"/>
+        </w:rPr>
+        <w:t xml:space="preserve"> </w:t>
+      </w:r>
+      <w:r>
+        <w:rPr>
+          <w:rFonts w:ascii="Times New Roman" w:hAnsi="Times New Roman" w:cs="Times New Roman"/>
+          <w:i/>
+          <w:iCs/>
+          <w:color w:val="5F826B"/>
+          <w:sz w:val="24"/>
+          <w:szCs w:val="24"/>
+        </w:rPr>
+        <w:t>использованием</w:t>
+      </w:r>
+      <w:r>
+        <w:rPr>
+          <w:rFonts w:ascii="Times New Roman" w:hAnsi="Times New Roman" w:cs="Times New Roman"/>
+          <w:i/>
+          <w:iCs/>
+          <w:color w:val="5F826B"/>
+          <w:sz w:val="24"/>
+          <w:szCs w:val="24"/>
+        </w:rPr>
+        <w:t xml:space="preserve"> </w:t>
+      </w:r>
+      <w:r>
+        <w:rPr>
+          <w:rFonts w:ascii="Times New Roman" w:hAnsi="Times New Roman" w:cs="Times New Roman"/>
+          <w:i/>
+          <w:iCs/>
+          <w:color w:val="5F826B"/>
+          <w:sz w:val="24"/>
+          <w:szCs w:val="24"/>
+          <w:lang w:val="en-US"/>
+        </w:rPr>
+        <w:t>CA</w:t>
+      </w:r>
+      <w:r>
+        <w:rPr>
+          <w:rFonts w:ascii="Times New Roman" w:hAnsi="Times New Roman" w:cs="Times New Roman"/>
+          <w:i/>
+          <w:iCs/>
+          <w:color w:val="5F826B"/>
+          <w:sz w:val="24"/>
+          <w:szCs w:val="24"/>
+        </w:rPr>
+        <w:br/>
+        <w:t xml:space="preserve">  </w:t>
+      </w:r>
+      <w:proofErr w:type="spellStart"/>
+      <w:r>
+        <w:rPr>
+          <w:rFonts w:ascii="Times New Roman" w:hAnsi="Times New Roman" w:cs="Times New Roman"/>
+          <w:sz w:val="24"/>
+          <w:szCs w:val="24"/>
+          <w:lang w:val="en-US"/>
+        </w:rPr>
+        <w:t>openssl</w:t>
+      </w:r>
+      <w:proofErr w:type="spellEnd"/>
+      <w:r>
+        <w:rPr>
+          <w:rFonts w:ascii="Times New Roman" w:hAnsi="Times New Roman" w:cs="Times New Roman"/>
+          <w:sz w:val="24"/>
+          <w:szCs w:val="24"/>
+        </w:rPr>
+        <w:t xml:space="preserve"> </w:t>
+      </w:r>
+      <w:r>
+        <w:rPr>
+          <w:rFonts w:ascii="Times New Roman" w:hAnsi="Times New Roman" w:cs="Times New Roman"/>
+          <w:sz w:val="24"/>
+          <w:szCs w:val="24"/>
+          <w:lang w:val="en-US"/>
+        </w:rPr>
+        <w:t>x</w:t>
+      </w:r>
+      <w:r>
+        <w:rPr>
+          <w:rFonts w:ascii="Times New Roman" w:hAnsi="Times New Roman" w:cs="Times New Roman"/>
+          <w:sz w:val="24"/>
+          <w:szCs w:val="24"/>
+        </w:rPr>
+        <w:t>509 -</w:t>
+      </w:r>
+      <w:proofErr w:type="spellStart"/>
+      <w:r>
+        <w:rPr>
+          <w:rFonts w:ascii="Times New Roman" w:hAnsi="Times New Roman" w:cs="Times New Roman"/>
+          <w:sz w:val="24"/>
+          <w:szCs w:val="24"/>
+          <w:lang w:val="en-US"/>
+        </w:rPr>
+        <w:t>req</w:t>
+      </w:r>
+      <w:proofErr w:type="spellEnd"/>
+      <w:r>
+        <w:rPr>
+          <w:rFonts w:ascii="Times New Roman" w:hAnsi="Times New Roman" w:cs="Times New Roman"/>
+          <w:sz w:val="24"/>
+          <w:szCs w:val="24"/>
+        </w:rPr>
+        <w:t xml:space="preserve"> -</w:t>
+      </w:r>
+      <w:r>
+        <w:rPr>
+          <w:rStyle w:val="hljs-keyword"/>
+          <w:rFonts w:ascii="Times New Roman" w:hAnsi="Times New Roman" w:cs="Times New Roman"/>
+          <w:sz w:val="24"/>
+          <w:szCs w:val="24"/>
+          <w:lang w:val="en-US"/>
+        </w:rPr>
+        <w:t>in</w:t>
+      </w:r>
+      <w:r>
+        <w:rPr>
+          <w:rFonts w:ascii="Times New Roman" w:hAnsi="Times New Roman" w:cs="Times New Roman"/>
+          <w:sz w:val="24"/>
+          <w:szCs w:val="24"/>
+        </w:rPr>
+        <w:t xml:space="preserve"> </w:t>
+      </w:r>
+      <w:r>
+        <w:rPr>
+          <w:rFonts w:ascii="Times New Roman" w:hAnsi="Times New Roman" w:cs="Times New Roman"/>
+          <w:sz w:val="24"/>
+          <w:szCs w:val="24"/>
+          <w:lang w:val="en-US"/>
+        </w:rPr>
+        <w:t>kafka</w:t>
+      </w:r>
+      <w:r>
+        <w:rPr>
+          <w:rFonts w:ascii="Times New Roman" w:hAnsi="Times New Roman" w:cs="Times New Roman"/>
+          <w:sz w:val="24"/>
+          <w:szCs w:val="24"/>
+        </w:rPr>
+        <w:t>1.</w:t>
+      </w:r>
+      <w:proofErr w:type="spellStart"/>
+      <w:r>
+        <w:rPr>
+          <w:rFonts w:ascii="Times New Roman" w:hAnsi="Times New Roman" w:cs="Times New Roman"/>
+          <w:sz w:val="24"/>
+          <w:szCs w:val="24"/>
+          <w:lang w:val="en-US"/>
+        </w:rPr>
+        <w:t>csr</w:t>
+      </w:r>
+      <w:proofErr w:type="spellEnd"/>
+      <w:r>
+        <w:rPr>
+          <w:rFonts w:ascii="Times New Roman" w:hAnsi="Times New Roman" w:cs="Times New Roman"/>
+          <w:sz w:val="24"/>
+          <w:szCs w:val="24"/>
+        </w:rPr>
+        <w:t xml:space="preserve"> -</w:t>
+      </w:r>
+      <w:r>
+        <w:rPr>
+          <w:rFonts w:ascii="Times New Roman" w:hAnsi="Times New Roman" w:cs="Times New Roman"/>
+          <w:sz w:val="24"/>
+          <w:szCs w:val="24"/>
+          <w:lang w:val="en-US"/>
+        </w:rPr>
+        <w:t>CA</w:t>
+      </w:r>
+      <w:r>
+        <w:rPr>
+          <w:rFonts w:ascii="Times New Roman" w:hAnsi="Times New Roman" w:cs="Times New Roman"/>
+          <w:sz w:val="24"/>
+          <w:szCs w:val="24"/>
+        </w:rPr>
+        <w:t xml:space="preserve"> </w:t>
+      </w:r>
+      <w:r>
+        <w:rPr>
+          <w:rFonts w:ascii="Times New Roman" w:hAnsi="Times New Roman" w:cs="Times New Roman"/>
+          <w:sz w:val="24"/>
+          <w:szCs w:val="24"/>
+          <w:lang w:val="en-US"/>
+        </w:rPr>
+        <w:t>intermediate</w:t>
+      </w:r>
+      <w:r>
+        <w:rPr>
+          <w:rFonts w:ascii="Times New Roman" w:hAnsi="Times New Roman" w:cs="Times New Roman"/>
+          <w:sz w:val="24"/>
+          <w:szCs w:val="24"/>
+        </w:rPr>
+        <w:t>.</w:t>
+      </w:r>
+      <w:proofErr w:type="spellStart"/>
+      <w:r>
+        <w:rPr>
+          <w:rFonts w:ascii="Times New Roman" w:hAnsi="Times New Roman" w:cs="Times New Roman"/>
+          <w:sz w:val="24"/>
+          <w:szCs w:val="24"/>
+          <w:lang w:val="en-US"/>
+        </w:rPr>
+        <w:t>crt</w:t>
+      </w:r>
+      <w:proofErr w:type="spellEnd"/>
+      <w:r>
+        <w:rPr>
+          <w:rFonts w:ascii="Times New Roman" w:hAnsi="Times New Roman" w:cs="Times New Roman"/>
+          <w:sz w:val="24"/>
+          <w:szCs w:val="24"/>
+        </w:rPr>
+        <w:t xml:space="preserve"> -</w:t>
+      </w:r>
+      <w:proofErr w:type="spellStart"/>
+      <w:r>
+        <w:rPr>
+          <w:rFonts w:ascii="Times New Roman" w:hAnsi="Times New Roman" w:cs="Times New Roman"/>
+          <w:sz w:val="24"/>
+          <w:szCs w:val="24"/>
+          <w:lang w:val="en-US"/>
+        </w:rPr>
+        <w:t>CAkey</w:t>
+      </w:r>
+      <w:proofErr w:type="spellEnd"/>
+      <w:r>
+        <w:rPr>
+          <w:rFonts w:ascii="Times New Roman" w:hAnsi="Times New Roman" w:cs="Times New Roman"/>
+          <w:sz w:val="24"/>
+          <w:szCs w:val="24"/>
+        </w:rPr>
+        <w:t xml:space="preserve"> </w:t>
+      </w:r>
+      <w:r>
+        <w:rPr>
+          <w:rFonts w:ascii="Times New Roman" w:hAnsi="Times New Roman" w:cs="Times New Roman"/>
+          <w:sz w:val="24"/>
+          <w:szCs w:val="24"/>
+          <w:lang w:val="en-US"/>
+        </w:rPr>
+        <w:t>intermediate</w:t>
+      </w:r>
+      <w:r>
+        <w:rPr>
+          <w:rFonts w:ascii="Times New Roman" w:hAnsi="Times New Roman" w:cs="Times New Roman"/>
+          <w:sz w:val="24"/>
+          <w:szCs w:val="24"/>
+        </w:rPr>
+        <w:t>.</w:t>
+      </w:r>
+      <w:r>
+        <w:rPr>
+          <w:rFonts w:ascii="Times New Roman" w:hAnsi="Times New Roman" w:cs="Times New Roman"/>
+          <w:sz w:val="24"/>
+          <w:szCs w:val="24"/>
+          <w:lang w:val="en-US"/>
+        </w:rPr>
+        <w:t>key</w:t>
+      </w:r>
+      <w:r>
+        <w:rPr>
+          <w:rFonts w:ascii="Times New Roman" w:hAnsi="Times New Roman" w:cs="Times New Roman"/>
+          <w:sz w:val="24"/>
+          <w:szCs w:val="24"/>
+        </w:rPr>
+        <w:t xml:space="preserve"> -</w:t>
+      </w:r>
+      <w:proofErr w:type="spellStart"/>
+      <w:r>
+        <w:rPr>
+          <w:rFonts w:ascii="Times New Roman" w:hAnsi="Times New Roman" w:cs="Times New Roman"/>
+          <w:sz w:val="24"/>
+          <w:szCs w:val="24"/>
+          <w:lang w:val="en-US"/>
+        </w:rPr>
+        <w:t>CAcreateserial</w:t>
+      </w:r>
+      <w:proofErr w:type="spellEnd"/>
+      <w:r>
+        <w:rPr>
+          <w:rFonts w:ascii="Times New Roman" w:hAnsi="Times New Roman" w:cs="Times New Roman"/>
+          <w:sz w:val="24"/>
+          <w:szCs w:val="24"/>
+        </w:rPr>
+        <w:t xml:space="preserve"> -</w:t>
+      </w:r>
+      <w:r>
+        <w:rPr>
+          <w:rFonts w:ascii="Times New Roman" w:hAnsi="Times New Roman" w:cs="Times New Roman"/>
+          <w:sz w:val="24"/>
+          <w:szCs w:val="24"/>
+          <w:lang w:val="en-US"/>
+        </w:rPr>
+        <w:t>out</w:t>
+      </w:r>
+      <w:r>
+        <w:rPr>
+          <w:rFonts w:ascii="Times New Roman" w:hAnsi="Times New Roman" w:cs="Times New Roman"/>
+          <w:sz w:val="24"/>
+          <w:szCs w:val="24"/>
+        </w:rPr>
+        <w:t xml:space="preserve"> </w:t>
+      </w:r>
+      <w:r>
+        <w:rPr>
+          <w:rFonts w:ascii="Times New Roman" w:hAnsi="Times New Roman" w:cs="Times New Roman"/>
+          <w:sz w:val="24"/>
+          <w:szCs w:val="24"/>
+          <w:lang w:val="en-US"/>
+        </w:rPr>
+        <w:t>kafka</w:t>
+      </w:r>
+      <w:r>
+        <w:rPr>
+          <w:rFonts w:ascii="Times New Roman" w:hAnsi="Times New Roman" w:cs="Times New Roman"/>
+          <w:sz w:val="24"/>
+          <w:szCs w:val="24"/>
+        </w:rPr>
+        <w:t>1.</w:t>
+      </w:r>
+      <w:proofErr w:type="spellStart"/>
+      <w:r>
+        <w:rPr>
+          <w:rFonts w:ascii="Times New Roman" w:hAnsi="Times New Roman" w:cs="Times New Roman"/>
+          <w:sz w:val="24"/>
+          <w:szCs w:val="24"/>
+          <w:lang w:val="en-US"/>
+        </w:rPr>
+        <w:t>crt</w:t>
+      </w:r>
+      <w:proofErr w:type="spellEnd"/>
+      <w:r>
+        <w:rPr>
+          <w:rFonts w:ascii="Times New Roman" w:hAnsi="Times New Roman" w:cs="Times New Roman"/>
+          <w:sz w:val="24"/>
+          <w:szCs w:val="24"/>
+        </w:rPr>
+        <w:t xml:space="preserve"> -</w:t>
+      </w:r>
+      <w:r>
+        <w:rPr>
+          <w:rFonts w:ascii="Times New Roman" w:hAnsi="Times New Roman" w:cs="Times New Roman"/>
+          <w:sz w:val="24"/>
+          <w:szCs w:val="24"/>
+          <w:lang w:val="en-US"/>
+        </w:rPr>
+        <w:t>days</w:t>
+      </w:r>
+      <w:r>
+        <w:rPr>
+          <w:rFonts w:ascii="Times New Roman" w:hAnsi="Times New Roman" w:cs="Times New Roman"/>
+          <w:sz w:val="24"/>
+          <w:szCs w:val="24"/>
+        </w:rPr>
+        <w:t xml:space="preserve"> 365 -</w:t>
+      </w:r>
+      <w:proofErr w:type="spellStart"/>
+      <w:r>
+        <w:rPr>
+          <w:rFonts w:ascii="Times New Roman" w:hAnsi="Times New Roman" w:cs="Times New Roman"/>
+          <w:sz w:val="24"/>
+          <w:szCs w:val="24"/>
+          <w:lang w:val="en-US"/>
+        </w:rPr>
+        <w:t>sha</w:t>
+      </w:r>
+      <w:proofErr w:type="spellEnd"/>
+      <w:r>
+        <w:rPr>
+          <w:rFonts w:ascii="Times New Roman" w:hAnsi="Times New Roman" w:cs="Times New Roman"/>
+          <w:sz w:val="24"/>
+          <w:szCs w:val="24"/>
+        </w:rPr>
+        <w:t>256 -</w:t>
+      </w:r>
+      <w:r>
+        <w:rPr>
+          <w:rFonts w:ascii="Times New Roman" w:hAnsi="Times New Roman" w:cs="Times New Roman"/>
+          <w:sz w:val="24"/>
+          <w:szCs w:val="24"/>
+          <w:lang w:val="en-US"/>
+        </w:rPr>
+        <w:t>extensions</w:t>
+      </w:r>
+      <w:r>
+        <w:rPr>
+          <w:rFonts w:ascii="Times New Roman" w:hAnsi="Times New Roman" w:cs="Times New Roman"/>
+          <w:sz w:val="24"/>
+          <w:szCs w:val="24"/>
+        </w:rPr>
+        <w:t xml:space="preserve"> </w:t>
+      </w:r>
+      <w:r>
+        <w:rPr>
+          <w:rFonts w:ascii="Times New Roman" w:hAnsi="Times New Roman" w:cs="Times New Roman"/>
+          <w:sz w:val="24"/>
+          <w:szCs w:val="24"/>
+          <w:lang w:val="en-US"/>
+        </w:rPr>
+        <w:t>v</w:t>
+      </w:r>
+      <w:r>
+        <w:rPr>
+          <w:rFonts w:ascii="Times New Roman" w:hAnsi="Times New Roman" w:cs="Times New Roman"/>
+          <w:sz w:val="24"/>
+          <w:szCs w:val="24"/>
+        </w:rPr>
+        <w:t>3_</w:t>
+      </w:r>
+      <w:proofErr w:type="spellStart"/>
+      <w:r>
+        <w:rPr>
+          <w:rFonts w:ascii="Times New Roman" w:hAnsi="Times New Roman" w:cs="Times New Roman"/>
+          <w:sz w:val="24"/>
+          <w:szCs w:val="24"/>
+          <w:lang w:val="en-US"/>
+        </w:rPr>
+        <w:t>req</w:t>
+      </w:r>
+      <w:proofErr w:type="spellEnd"/>
+      <w:r>
+        <w:rPr>
+          <w:rFonts w:ascii="Times New Roman" w:hAnsi="Times New Roman" w:cs="Times New Roman"/>
+          <w:sz w:val="24"/>
+          <w:szCs w:val="24"/>
+        </w:rPr>
+        <w:t xml:space="preserve"> -</w:t>
+      </w:r>
+      <w:proofErr w:type="spellStart"/>
+      <w:r>
+        <w:rPr>
+          <w:rFonts w:ascii="Times New Roman" w:hAnsi="Times New Roman" w:cs="Times New Roman"/>
+          <w:sz w:val="24"/>
+          <w:szCs w:val="24"/>
+          <w:lang w:val="en-US"/>
+        </w:rPr>
+        <w:t>extfile</w:t>
+      </w:r>
+      <w:proofErr w:type="spellEnd"/>
+      <w:r>
+        <w:rPr>
+          <w:rFonts w:ascii="Times New Roman" w:hAnsi="Times New Roman" w:cs="Times New Roman"/>
+          <w:sz w:val="24"/>
+          <w:szCs w:val="24"/>
+        </w:rPr>
+        <w:t xml:space="preserve"> </w:t>
+      </w:r>
+      <w:r>
+        <w:rPr>
+          <w:rFonts w:ascii="Times New Roman" w:hAnsi="Times New Roman" w:cs="Times New Roman"/>
+          <w:sz w:val="24"/>
+          <w:szCs w:val="24"/>
+          <w:lang w:val="en-US"/>
+        </w:rPr>
+        <w:t>san</w:t>
+      </w:r>
+      <w:r>
+        <w:rPr>
+          <w:rFonts w:ascii="Times New Roman" w:hAnsi="Times New Roman" w:cs="Times New Roman"/>
+          <w:sz w:val="24"/>
+          <w:szCs w:val="24"/>
+        </w:rPr>
+        <w:t>1.</w:t>
+      </w:r>
+      <w:proofErr w:type="spellStart"/>
+      <w:r>
+        <w:rPr>
+          <w:rFonts w:ascii="Times New Roman" w:hAnsi="Times New Roman" w:cs="Times New Roman"/>
+          <w:sz w:val="24"/>
+          <w:szCs w:val="24"/>
+          <w:lang w:val="en-US"/>
+        </w:rPr>
+        <w:t>cnf</w:t>
+      </w:r>
+      <w:proofErr w:type="spellEnd"/>
+    </w:p>
+    <w:p>
+      <w:pPr>
+        <w:pStyle w:val="a3"/>
+        <w:spacing w:before="0" w:beforeAutospacing="0" w:after="0" w:afterAutospacing="0"/>
+      </w:pPr>
+    </w:p>
+    <w:p>
+      <w:pPr>
+        <w:pStyle w:val="a3"/>
+        <w:spacing w:before="0" w:beforeAutospacing="0" w:after="0" w:afterAutospacing="0"/>
+      </w:pPr>
+      <w:r>
+        <w:t>Проверка</w:t>
+      </w:r>
+      <w:r>
+        <w:t xml:space="preserve"> </w:t>
+      </w:r>
+      <w:r>
+        <w:t>цепочки</w:t>
+      </w:r>
+      <w:r>
+        <w:t xml:space="preserve"> </w:t>
+      </w:r>
+      <w:r>
+        <w:t>сертификатов</w:t>
+      </w:r>
+    </w:p>
+    <w:p>
+      <w:pPr>
+        <w:shd w:val="clear" w:color="auto" w:fill="1E1F22"/>
+        <w:tabs>
+          <w:tab w:val="left" w:pos="916"/>
+          <w:tab w:val="left" w:pos="1832"/>
+          <w:tab w:val="left" w:pos="2748"/>
+          <w:tab w:val="left" w:pos="3664"/>
+          <w:tab w:val="left" w:pos="4580"/>
+          <w:tab w:val="left" w:pos="5496"/>
+          <w:tab w:val="left" w:pos="6412"/>
+          <w:tab w:val="left" w:pos="7328"/>
+          <w:tab w:val="left" w:pos="8244"/>
+          <w:tab w:val="left" w:pos="9160"/>
+          <w:tab w:val="left" w:pos="10076"/>
+          <w:tab w:val="left" w:pos="10992"/>
+          <w:tab w:val="left" w:pos="11908"/>
+          <w:tab w:val="left" w:pos="12824"/>
+          <w:tab w:val="left" w:pos="13740"/>
+          <w:tab w:val="left" w:pos="14656"/>
+        </w:tabs>
+        <w:spacing w:after="0" w:line="240" w:lineRule="auto"/>
+        <w:rPr>
           <w:rFonts w:ascii="Times New Roman" w:eastAsia="Times New Roman" w:hAnsi="Times New Roman" w:cs="Times New Roman"/>
           <w:color w:val="BCBEC4"/>
           <w:sz w:val="24"/>
           <w:szCs w:val="24"/>
           <w:lang w:val="en-US" w:eastAsia="ru-RU"/>
         </w:rPr>
+      </w:pPr>
+      <w:proofErr w:type="spellStart"/>
+      <w:proofErr w:type="gramStart"/>
+      <w:r>
+        <w:rPr>
+          <w:rFonts w:ascii="Times New Roman" w:eastAsia="Times New Roman" w:hAnsi="Times New Roman" w:cs="Times New Roman"/>
+          <w:color w:val="BCBEC4"/>
+          <w:sz w:val="24"/>
+          <w:szCs w:val="24"/>
+          <w:lang w:val="en-US" w:eastAsia="ru-RU"/>
+        </w:rPr>
         <w:t>openssl</w:t>
       </w:r>
       <w:proofErr w:type="spellEnd"/>
@@ -8763,6 +9495,321 @@
         </w:rPr>
         <w:t>/ca/intermediate.crt kafka1.crt</w:t>
       </w:r>
+    </w:p>
+    <w:p>
+      <w:pPr>
+        <w:pStyle w:val="a3"/>
+        <w:spacing w:after="0" w:afterAutospacing="0"/>
+        <w:jc w:val="both"/>
+      </w:pPr>
+      <w:r>
+        <w:t xml:space="preserve">Переходим в терминал с </w:t>
+      </w:r>
+      <w:proofErr w:type="spellStart"/>
+      <w:r>
+        <w:rPr>
+          <w:lang w:val="en-US"/>
+        </w:rPr>
+        <w:t>wsl</w:t>
+      </w:r>
+      <w:proofErr w:type="spellEnd"/>
+    </w:p>
+    <w:p>
+      <w:pPr>
+        <w:pStyle w:val="HTML"/>
+        <w:shd w:val="clear" w:color="auto" w:fill="1E1F22"/>
+        <w:rPr>
+          <w:rFonts w:ascii="Times New Roman" w:hAnsi="Times New Roman" w:cs="Times New Roman"/>
+          <w:sz w:val="24"/>
+          <w:szCs w:val="24"/>
+        </w:rPr>
+      </w:pPr>
+      <w:r>
+        <w:rPr>
+          <w:rFonts w:ascii="Times New Roman" w:hAnsi="Times New Roman" w:cs="Times New Roman"/>
+          <w:i/>
+          <w:iCs/>
+          <w:color w:val="5F826B"/>
+          <w:sz w:val="24"/>
+          <w:szCs w:val="24"/>
+        </w:rPr>
+        <w:t xml:space="preserve"># </w:t>
+      </w:r>
+      <w:r>
+        <w:rPr>
+          <w:rFonts w:ascii="Times New Roman" w:hAnsi="Times New Roman" w:cs="Times New Roman"/>
+          <w:i/>
+          <w:iCs/>
+          <w:color w:val="5F826B"/>
+          <w:sz w:val="24"/>
+          <w:szCs w:val="24"/>
+        </w:rPr>
+        <w:t>Задаём</w:t>
+      </w:r>
+      <w:r>
+        <w:rPr>
+          <w:rFonts w:ascii="Times New Roman" w:hAnsi="Times New Roman" w:cs="Times New Roman"/>
+          <w:i/>
+          <w:iCs/>
+          <w:color w:val="5F826B"/>
+          <w:sz w:val="24"/>
+          <w:szCs w:val="24"/>
+        </w:rPr>
+        <w:t xml:space="preserve"> </w:t>
+      </w:r>
+      <w:r>
+        <w:rPr>
+          <w:rFonts w:ascii="Times New Roman" w:hAnsi="Times New Roman" w:cs="Times New Roman"/>
+          <w:i/>
+          <w:iCs/>
+          <w:color w:val="5F826B"/>
+          <w:sz w:val="24"/>
+          <w:szCs w:val="24"/>
+        </w:rPr>
+        <w:t>права</w:t>
+      </w:r>
+      <w:r>
+        <w:rPr>
+          <w:rFonts w:ascii="Times New Roman" w:hAnsi="Times New Roman" w:cs="Times New Roman"/>
+          <w:i/>
+          <w:iCs/>
+          <w:color w:val="5F826B"/>
+          <w:sz w:val="24"/>
+          <w:szCs w:val="24"/>
+        </w:rPr>
+        <w:t xml:space="preserve"> </w:t>
+      </w:r>
+      <w:r>
+        <w:rPr>
+          <w:rFonts w:ascii="Times New Roman" w:hAnsi="Times New Roman" w:cs="Times New Roman"/>
+          <w:i/>
+          <w:iCs/>
+          <w:color w:val="5F826B"/>
+          <w:sz w:val="24"/>
+          <w:szCs w:val="24"/>
+        </w:rPr>
+        <w:t>на</w:t>
+      </w:r>
+      <w:r>
+        <w:rPr>
+          <w:rFonts w:ascii="Times New Roman" w:hAnsi="Times New Roman" w:cs="Times New Roman"/>
+          <w:i/>
+          <w:iCs/>
+          <w:color w:val="5F826B"/>
+          <w:sz w:val="24"/>
+          <w:szCs w:val="24"/>
+        </w:rPr>
+        <w:t xml:space="preserve"> </w:t>
+      </w:r>
+      <w:r>
+        <w:rPr>
+          <w:rFonts w:ascii="Times New Roman" w:hAnsi="Times New Roman" w:cs="Times New Roman"/>
+          <w:i/>
+          <w:iCs/>
+          <w:color w:val="5F826B"/>
+          <w:sz w:val="24"/>
+          <w:szCs w:val="24"/>
+        </w:rPr>
+        <w:t>сертификат</w:t>
+      </w:r>
+      <w:r>
+        <w:rPr>
+          <w:rFonts w:ascii="Times New Roman" w:hAnsi="Times New Roman" w:cs="Times New Roman"/>
+          <w:i/>
+          <w:iCs/>
+          <w:color w:val="5F826B"/>
+          <w:sz w:val="24"/>
+          <w:szCs w:val="24"/>
+        </w:rPr>
+        <w:t xml:space="preserve"> </w:t>
+      </w:r>
+      <w:r>
+        <w:rPr>
+          <w:rFonts w:ascii="Times New Roman" w:hAnsi="Times New Roman" w:cs="Times New Roman"/>
+          <w:i/>
+          <w:iCs/>
+          <w:color w:val="5F826B"/>
+          <w:sz w:val="24"/>
+          <w:szCs w:val="24"/>
+        </w:rPr>
+        <w:t>и</w:t>
+      </w:r>
+      <w:r>
+        <w:rPr>
+          <w:rFonts w:ascii="Times New Roman" w:hAnsi="Times New Roman" w:cs="Times New Roman"/>
+          <w:i/>
+          <w:iCs/>
+          <w:color w:val="5F826B"/>
+          <w:sz w:val="24"/>
+          <w:szCs w:val="24"/>
+        </w:rPr>
+        <w:t xml:space="preserve"> </w:t>
+      </w:r>
+      <w:r>
+        <w:rPr>
+          <w:rFonts w:ascii="Times New Roman" w:hAnsi="Times New Roman" w:cs="Times New Roman"/>
+          <w:i/>
+          <w:iCs/>
+          <w:color w:val="5F826B"/>
+          <w:sz w:val="24"/>
+          <w:szCs w:val="24"/>
+          <w:lang w:val="en-US"/>
+        </w:rPr>
+        <w:t>CSR</w:t>
+      </w:r>
+      <w:r>
+        <w:rPr>
+          <w:rFonts w:ascii="Times New Roman" w:hAnsi="Times New Roman" w:cs="Times New Roman"/>
+          <w:i/>
+          <w:iCs/>
+          <w:color w:val="5F826B"/>
+          <w:sz w:val="24"/>
+          <w:szCs w:val="24"/>
+        </w:rPr>
+        <w:t>-</w:t>
+      </w:r>
+      <w:r>
+        <w:rPr>
+          <w:rFonts w:ascii="Times New Roman" w:hAnsi="Times New Roman" w:cs="Times New Roman"/>
+          <w:i/>
+          <w:iCs/>
+          <w:color w:val="5F826B"/>
+          <w:sz w:val="24"/>
+          <w:szCs w:val="24"/>
+        </w:rPr>
+        <w:t xml:space="preserve">файл (запускаем </w:t>
+      </w:r>
+      <w:proofErr w:type="spellStart"/>
+      <w:r>
+        <w:rPr>
+          <w:rFonts w:ascii="Times New Roman" w:hAnsi="Times New Roman" w:cs="Times New Roman"/>
+          <w:i/>
+          <w:iCs/>
+          <w:color w:val="5F826B"/>
+          <w:sz w:val="24"/>
+          <w:szCs w:val="24"/>
+          <w:lang w:val="en-US"/>
+        </w:rPr>
+        <w:t>wsl</w:t>
+      </w:r>
+      <w:proofErr w:type="spellEnd"/>
+      <w:r>
+        <w:rPr>
+          <w:rFonts w:ascii="Times New Roman" w:hAnsi="Times New Roman" w:cs="Times New Roman"/>
+          <w:i/>
+          <w:iCs/>
+          <w:color w:val="5F826B"/>
+          <w:sz w:val="24"/>
+          <w:szCs w:val="24"/>
+        </w:rPr>
+        <w:t>)</w:t>
+      </w:r>
+    </w:p>
+    <w:p>
+      <w:pPr>
+        <w:pStyle w:val="HTML"/>
+        <w:shd w:val="clear" w:color="auto" w:fill="1E1F22"/>
+        <w:rPr>
+          <w:rFonts w:ascii="Times New Roman" w:hAnsi="Times New Roman" w:cs="Times New Roman"/>
+          <w:sz w:val="24"/>
+          <w:szCs w:val="24"/>
+          <w:lang w:val="en-US"/>
+        </w:rPr>
+      </w:pPr>
+      <w:r>
+        <w:rPr>
+          <w:rFonts w:ascii="Times New Roman" w:hAnsi="Times New Roman" w:cs="Times New Roman"/>
+          <w:sz w:val="24"/>
+          <w:szCs w:val="24"/>
+          <w:lang w:val="en-US"/>
+        </w:rPr>
+        <w:t xml:space="preserve">  </w:t>
+      </w:r>
+      <w:proofErr w:type="spellStart"/>
+      <w:r>
+        <w:rPr>
+          <w:rStyle w:val="hljs-builtin"/>
+          <w:lang w:val="en-US"/>
+        </w:rPr>
+        <w:t>chmod</w:t>
+      </w:r>
+      <w:proofErr w:type="spellEnd"/>
+      <w:r>
+        <w:rPr>
+          <w:lang w:val="en-US"/>
+        </w:rPr>
+        <w:t xml:space="preserve"> </w:t>
+      </w:r>
+      <w:r>
+        <w:rPr>
+          <w:lang w:val="en-US"/>
+        </w:rPr>
+        <w:t>644</w:t>
+      </w:r>
+      <w:bookmarkStart w:id="0" w:name="_GoBack"/>
+      <w:bookmarkEnd w:id="0"/>
+      <w:r>
+        <w:rPr>
+          <w:lang w:val="en-US"/>
+        </w:rPr>
+        <w:t xml:space="preserve"> kafka1.csr</w:t>
+      </w:r>
+    </w:p>
+    <w:p>
+      <w:pPr>
+        <w:pStyle w:val="HTML"/>
+        <w:shd w:val="clear" w:color="auto" w:fill="1E1F22"/>
+        <w:rPr>
+          <w:lang w:val="en-US"/>
+        </w:rPr>
+      </w:pPr>
+      <w:r>
+        <w:rPr>
+          <w:rFonts w:ascii="Times New Roman" w:hAnsi="Times New Roman" w:cs="Times New Roman"/>
+          <w:sz w:val="24"/>
+          <w:szCs w:val="24"/>
+          <w:lang w:val="en-US"/>
+        </w:rPr>
+        <w:t xml:space="preserve">  </w:t>
+      </w:r>
+      <w:proofErr w:type="spellStart"/>
+      <w:proofErr w:type="gramStart"/>
+      <w:r>
+        <w:rPr>
+          <w:rStyle w:val="hljs-builtin"/>
+          <w:lang w:val="en-US"/>
+        </w:rPr>
+        <w:t>chmod</w:t>
+      </w:r>
+      <w:proofErr w:type="spellEnd"/>
+      <w:proofErr w:type="gramEnd"/>
+      <w:r>
+        <w:rPr>
+          <w:lang w:val="en-US"/>
+        </w:rPr>
+        <w:t xml:space="preserve"> 644 </w:t>
+      </w:r>
+      <w:r>
+        <w:rPr>
+          <w:lang w:val="en-US"/>
+        </w:rPr>
+        <w:t>kafka1</w:t>
+      </w:r>
+      <w:r>
+        <w:rPr>
+          <w:lang w:val="en-US"/>
+        </w:rPr>
+        <w:t>.crt</w:t>
+      </w:r>
+    </w:p>
+    <w:p>
+      <w:pPr>
+        <w:pStyle w:val="HTML"/>
+        <w:shd w:val="clear" w:color="auto" w:fill="1E1F22"/>
+        <w:rPr>
+          <w:lang w:val="en-US"/>
+        </w:rPr>
+      </w:pPr>
     </w:p>
     <w:p>
       <w:pPr>
@@ -9095,6 +10142,208 @@
         <w:t>pass:changeit</w:t>
       </w:r>
       <w:proofErr w:type="spellEnd"/>
+    </w:p>
+    <w:p>
+      <w:pPr>
+        <w:pStyle w:val="HTML"/>
+        <w:shd w:val="clear" w:color="auto" w:fill="1E1F22"/>
+        <w:rPr>
+          <w:rFonts w:ascii="Times New Roman" w:hAnsi="Times New Roman" w:cs="Times New Roman"/>
+          <w:sz w:val="24"/>
+          <w:szCs w:val="24"/>
+        </w:rPr>
+      </w:pPr>
+    </w:p>
+    <w:p>
+      <w:pPr>
+        <w:pStyle w:val="HTML"/>
+        <w:shd w:val="clear" w:color="auto" w:fill="1E1F22"/>
+        <w:rPr>
+          <w:rFonts w:ascii="Times New Roman" w:hAnsi="Times New Roman" w:cs="Times New Roman"/>
+          <w:sz w:val="24"/>
+          <w:szCs w:val="24"/>
+          <w:lang w:val="en-US"/>
+        </w:rPr>
+      </w:pPr>
+      <w:r>
+        <w:rPr>
+          <w:rFonts w:ascii="Times New Roman" w:hAnsi="Times New Roman" w:cs="Times New Roman"/>
+          <w:i/>
+          <w:iCs/>
+          <w:color w:val="5F826B"/>
+          <w:sz w:val="24"/>
+          <w:szCs w:val="24"/>
+          <w:lang w:val="en-US"/>
+        </w:rPr>
+        <w:t xml:space="preserve"># </w:t>
+      </w:r>
+      <w:r>
+        <w:rPr>
+          <w:rFonts w:ascii="Times New Roman" w:hAnsi="Times New Roman" w:cs="Times New Roman"/>
+          <w:i/>
+          <w:iCs/>
+          <w:color w:val="5F826B"/>
+          <w:sz w:val="24"/>
+          <w:szCs w:val="24"/>
+        </w:rPr>
+        <w:t>Устанавливаем</w:t>
+      </w:r>
+      <w:r>
+        <w:rPr>
+          <w:rFonts w:ascii="Times New Roman" w:hAnsi="Times New Roman" w:cs="Times New Roman"/>
+          <w:i/>
+          <w:iCs/>
+          <w:color w:val="5F826B"/>
+          <w:sz w:val="24"/>
+          <w:szCs w:val="24"/>
+          <w:lang w:val="en-US"/>
+        </w:rPr>
+        <w:t xml:space="preserve"> </w:t>
+      </w:r>
+      <w:r>
+        <w:rPr>
+          <w:rFonts w:ascii="Times New Roman" w:hAnsi="Times New Roman" w:cs="Times New Roman"/>
+          <w:i/>
+          <w:iCs/>
+          <w:color w:val="5F826B"/>
+          <w:sz w:val="24"/>
+          <w:szCs w:val="24"/>
+        </w:rPr>
+        <w:t>права</w:t>
+      </w:r>
+    </w:p>
+    <w:p>
+      <w:pPr>
+        <w:pStyle w:val="HTML"/>
+        <w:shd w:val="clear" w:color="auto" w:fill="1E1F22"/>
+        <w:rPr>
+          <w:rFonts w:ascii="Times New Roman" w:hAnsi="Times New Roman" w:cs="Times New Roman"/>
+          <w:sz w:val="24"/>
+          <w:szCs w:val="24"/>
+          <w:lang w:val="en-US"/>
+        </w:rPr>
+      </w:pPr>
+      <w:r>
+        <w:rPr>
+          <w:rFonts w:ascii="Times New Roman" w:hAnsi="Times New Roman" w:cs="Times New Roman"/>
+          <w:sz w:val="24"/>
+          <w:szCs w:val="24"/>
+          <w:lang w:val="en-US"/>
+        </w:rPr>
+        <w:t xml:space="preserve">  </w:t>
+      </w:r>
+      <w:proofErr w:type="spellStart"/>
+      <w:proofErr w:type="gramStart"/>
+      <w:r>
+        <w:rPr>
+          <w:rFonts w:ascii="Times New Roman" w:hAnsi="Times New Roman" w:cs="Times New Roman"/>
+          <w:sz w:val="24"/>
+          <w:szCs w:val="24"/>
+          <w:lang w:val="en-US"/>
+        </w:rPr>
+        <w:t>icacls</w:t>
+      </w:r>
+      <w:proofErr w:type="spellEnd"/>
+      <w:proofErr w:type="gramEnd"/>
+      <w:r>
+        <w:rPr>
+          <w:rFonts w:ascii="Times New Roman" w:hAnsi="Times New Roman" w:cs="Times New Roman"/>
+          <w:sz w:val="24"/>
+          <w:szCs w:val="24"/>
+          <w:lang w:val="en-US"/>
+        </w:rPr>
+        <w:t xml:space="preserve"> kafka1.</w:t>
+      </w:r>
+      <w:r>
+        <w:rPr>
+          <w:rFonts w:ascii="Times New Roman" w:hAnsi="Times New Roman" w:cs="Times New Roman"/>
+          <w:sz w:val="24"/>
+          <w:szCs w:val="24"/>
+          <w:lang w:val="en-US"/>
+        </w:rPr>
+        <w:t>p12</w:t>
+      </w:r>
+      <w:r>
+        <w:rPr>
+          <w:rFonts w:ascii="Times New Roman" w:hAnsi="Times New Roman" w:cs="Times New Roman"/>
+          <w:sz w:val="24"/>
+          <w:szCs w:val="24"/>
+          <w:lang w:val="en-US"/>
+        </w:rPr>
+        <w:t xml:space="preserve"> /</w:t>
+      </w:r>
+      <w:proofErr w:type="spellStart"/>
+      <w:r>
+        <w:rPr>
+          <w:rFonts w:ascii="Times New Roman" w:hAnsi="Times New Roman" w:cs="Times New Roman"/>
+          <w:sz w:val="24"/>
+          <w:szCs w:val="24"/>
+          <w:lang w:val="en-US"/>
+        </w:rPr>
+        <w:t>inheritance:r</w:t>
+      </w:r>
+      <w:proofErr w:type="spellEnd"/>
+      <w:r>
+        <w:rPr>
+          <w:rFonts w:ascii="Times New Roman" w:hAnsi="Times New Roman" w:cs="Times New Roman"/>
+          <w:sz w:val="24"/>
+          <w:szCs w:val="24"/>
+          <w:lang w:val="en-US"/>
+        </w:rPr>
+        <w:t xml:space="preserve"> /</w:t>
+      </w:r>
+      <w:proofErr w:type="spellStart"/>
+      <w:r>
+        <w:rPr>
+          <w:rFonts w:ascii="Times New Roman" w:hAnsi="Times New Roman" w:cs="Times New Roman"/>
+          <w:sz w:val="24"/>
+          <w:szCs w:val="24"/>
+          <w:lang w:val="en-US"/>
+        </w:rPr>
+        <w:t>grant:r</w:t>
+      </w:r>
+      <w:proofErr w:type="spellEnd"/>
+      <w:r>
+        <w:rPr>
+          <w:rFonts w:ascii="Times New Roman" w:hAnsi="Times New Roman" w:cs="Times New Roman"/>
+          <w:sz w:val="24"/>
+          <w:szCs w:val="24"/>
+          <w:lang w:val="en-US"/>
+        </w:rPr>
+        <w:t xml:space="preserve"> "$($</w:t>
+      </w:r>
+      <w:proofErr w:type="spellStart"/>
+      <w:r>
+        <w:rPr>
+          <w:rFonts w:ascii="Times New Roman" w:hAnsi="Times New Roman" w:cs="Times New Roman"/>
+          <w:sz w:val="24"/>
+          <w:szCs w:val="24"/>
+          <w:lang w:val="en-US"/>
+        </w:rPr>
+        <w:t>env:USERNAME</w:t>
+      </w:r>
+      <w:proofErr w:type="spellEnd"/>
+      <w:r>
+        <w:rPr>
+          <w:rFonts w:ascii="Times New Roman" w:hAnsi="Times New Roman" w:cs="Times New Roman"/>
+          <w:sz w:val="24"/>
+          <w:szCs w:val="24"/>
+          <w:lang w:val="en-US"/>
+        </w:rPr>
+        <w:t>):(R,W)"</w:t>
+      </w:r>
+    </w:p>
+    <w:p>
+      <w:pPr>
+        <w:pStyle w:val="HTML"/>
+        <w:shd w:val="clear" w:color="auto" w:fill="1E1F22"/>
+        <w:rPr>
+          <w:rFonts w:ascii="Times New Roman" w:hAnsi="Times New Roman" w:cs="Times New Roman"/>
+          <w:sz w:val="24"/>
+          <w:szCs w:val="24"/>
+          <w:lang w:val="en-US"/>
+        </w:rPr>
+      </w:pPr>
     </w:p>
     <w:p>
       <w:pPr>
@@ -9106,7 +10355,7 @@
           <w:bCs/>
           <w:sz w:val="24"/>
           <w:szCs w:val="24"/>
-          <w:lang w:eastAsia="ru-RU"/>
+          <w:lang w:val="en-US" w:eastAsia="ru-RU"/>
         </w:rPr>
       </w:pPr>
     </w:p>
@@ -9987,7 +11236,6 @@
       <w:r>
         <w:rPr>
           <w:highlight w:val="red"/>
-          <w:lang w:val="en-US"/>
         </w:rPr>
         <w:t>!!!!</w:t>
       </w:r>
@@ -11207,8 +12455,6 @@
           <w:lang w:val="en-US"/>
         </w:rPr>
       </w:pPr>
-      <w:bookmarkStart w:id="0" w:name="_GoBack"/>
-      <w:bookmarkEnd w:id="0"/>
     </w:p>
     <w:p>
       <w:pPr>
@@ -11227,7 +12473,6 @@
           <w:szCs w:val="24"/>
           <w:highlight w:val="cyan"/>
         </w:rPr>
-        <w:lastRenderedPageBreak/>
         <w:t xml:space="preserve">Настройка при включении </w:t>
       </w:r>
       <w:proofErr w:type="spellStart"/>
@@ -14317,7 +15562,7 @@
   <w:style w:type="paragraph" w:default="1" w:styleId="a">
     <w:name w:val="Normal"/>
     <w:qFormat/>
-    <w:rsid w:val="0031001F"/>
+    <w:rsid w:val="001B7093"/>
   </w:style>
   <w:style w:type="paragraph" w:styleId="3">
     <w:name w:val="heading 3"/>
